--- a/spectral-causality-a2-ecd/manuscript_a2_ecd.docx
+++ b/spectral-causality-a2-ecd/manuscript_a2_ecd.docx
@@ -559,7 +559,7 @@
     </w:p>
     <w:p>
       <w:r>
-        <w:t>DPI achieves partial identifiability: under the ANM assumption, the ANM component correctly identifies causal direction as n → ∈fty [7, 11].</w:t>
+        <w:t>DPI achieves partial identifiability: under the ANM assumption, the ANM component correctly identifies causal direction as n → ∞ [7, 11].</w:t>
       </w:r>
     </w:p>
     <w:p>
@@ -3761,59 +3761,6 @@
       </w:r>
     </w:p>
     <w:p>
-      <w:pPr>
-        <w:spacing w:before="240"/>
-        <w:jc w:val="center"/>
-      </w:pPr>
-      <w:r>
-        <w:drawing>
-          <wp:inline xmlns:a="http://schemas.openxmlformats.org/drawingml/2006/main" xmlns:pic="http://schemas.openxmlformats.org/drawingml/2006/picture">
-            <wp:extent cx="5029200" cy="2185959"/>
-            <wp:docPr id="3" name="Picture 3"/>
-            <wp:cNvGraphicFramePr>
-              <a:graphicFrameLocks noChangeAspect="1"/>
-            </wp:cNvGraphicFramePr>
-            <a:graphic>
-              <a:graphicData uri="http://schemas.openxmlformats.org/drawingml/2006/picture">
-                <pic:pic>
-                  <pic:nvPicPr>
-                    <pic:cNvPr id="0" name="fig3_hodge_decomposition.png"/>
-                    <pic:cNvPicPr/>
-                  </pic:nvPicPr>
-                  <pic:blipFill>
-                    <a:blip r:embed="rId11"/>
-                    <a:stretch>
-                      <a:fillRect/>
-                    </a:stretch>
-                  </pic:blipFill>
-                  <pic:spPr>
-                    <a:xfrm>
-                      <a:off x="0" y="0"/>
-                      <a:ext cx="5029200" cy="2185959"/>
-                    </a:xfrm>
-                    <a:prstGeom prst="rect"/>
-                  </pic:spPr>
-                </pic:pic>
-              </a:graphicData>
-            </a:graphic>
-          </wp:inline>
-        </w:drawing>
-      </w:r>
-    </w:p>
-    <w:p>
-      <w:pPr>
-        <w:spacing w:before="80" w:after="240"/>
-        <w:jc w:val="center"/>
-      </w:pPr>
-      <w:r>
-        <w:rPr>
-          <w:i/>
-          <w:sz w:val="18"/>
-        </w:rPr>
-        <w:t>Figure 3. Hodge decomposition of causal flows into gradient (DAG-like) and curl (feedback) components.</w:t>
-      </w:r>
-    </w:p>
-    <w:p>
       <w:r/>
       <w:r>
         <w:rPr>
@@ -3862,7 +3809,7 @@
         <w:t>Step 3</w:t>
       </w:r>
       <w:r>
-        <w:t>: Hodge decomposition results (Figure 3):</w:t>
+        <w:t>: Hodge decomposition results:</w:t>
       </w:r>
     </w:p>
     <w:tbl>
@@ -4159,7 +4106,7 @@
         <w:drawing>
           <wp:inline xmlns:a="http://schemas.openxmlformats.org/drawingml/2006/main" xmlns:pic="http://schemas.openxmlformats.org/drawingml/2006/picture">
             <wp:extent cx="5029200" cy="2515806"/>
-            <wp:docPr id="4" name="Picture 4"/>
+            <wp:docPr id="3" name="Picture 3"/>
             <wp:cNvGraphicFramePr>
               <a:graphicFrameLocks noChangeAspect="1"/>
             </wp:cNvGraphicFramePr>
@@ -4171,7 +4118,7 @@
                     <pic:cNvPicPr/>
                   </pic:nvPicPr>
                   <pic:blipFill>
-                    <a:blip r:embed="rId12"/>
+                    <a:blip r:embed="rId11"/>
                     <a:stretch>
                       <a:fillRect/>
                     </a:stretch>
@@ -4200,12 +4147,12 @@
           <w:i/>
           <w:sz w:val="18"/>
         </w:rPr>
-        <w:t>Figure 4. Three-method causal direction comparison across all edge pairs.</w:t>
+        <w:t>Figure 3. Three-method causal direction comparison across all edge pairs.</w:t>
       </w:r>
     </w:p>
     <w:p>
       <w:r>
-        <w:t>Comparing causal directions estimated by LiNGAM (DAG), spectral causality (α = 0.6), and DPI (α = 0) (Figure 4):</w:t>
+        <w:t>Comparing causal directions estimated by LiNGAM (DAG), spectral causality (α = 0.6), and DPI (α = 0) (Figure 3):</w:t>
       </w:r>
     </w:p>
     <w:tbl>
@@ -4750,7 +4697,7 @@
         <w:drawing>
           <wp:inline xmlns:a="http://schemas.openxmlformats.org/drawingml/2006/main" xmlns:pic="http://schemas.openxmlformats.org/drawingml/2006/picture">
             <wp:extent cx="5029200" cy="2187657"/>
-            <wp:docPr id="5" name="Picture 5"/>
+            <wp:docPr id="4" name="Picture 4"/>
             <wp:cNvGraphicFramePr>
               <a:graphicFrameLocks noChangeAspect="1"/>
             </wp:cNvGraphicFramePr>
@@ -4762,7 +4709,7 @@
                     <pic:cNvPicPr/>
                   </pic:nvPicPr>
                   <pic:blipFill>
-                    <a:blip r:embed="rId13"/>
+                    <a:blip r:embed="rId12"/>
                     <a:stretch>
                       <a:fillRect/>
                     </a:stretch>
@@ -4791,12 +4738,12 @@
           <w:i/>
           <w:sz w:val="18"/>
         </w:rPr>
-        <w:t>Figure 5. LiNGAM DAG (left) vs. Spectral Causality DCG (right). Dashed lines: feedback edges.</w:t>
+        <w:t>Figure 4. LiNGAM DAG (left) vs. Spectral Causality DCG (right). Dashed lines: feedback edges.</w:t>
       </w:r>
     </w:p>
     <w:p>
       <w:r>
-        <w:t xml:space="preserve">When spectral causality suggests a direction opposite to LiNGAM (Figure 5), this is </w:t>
+        <w:t xml:space="preserve">When spectral causality suggests a direction opposite to LiNGAM (Figure 4), this is </w:t>
       </w:r>
       <w:r>
         <w:rPr>
@@ -4953,59 +4900,6 @@
       </w:r>
     </w:p>
     <w:p>
-      <w:pPr>
-        <w:spacing w:before="240"/>
-        <w:jc w:val="center"/>
-      </w:pPr>
-      <w:r>
-        <w:drawing>
-          <wp:inline xmlns:a="http://schemas.openxmlformats.org/drawingml/2006/main" xmlns:pic="http://schemas.openxmlformats.org/drawingml/2006/picture">
-            <wp:extent cx="5029200" cy="3715183"/>
-            <wp:docPr id="6" name="Picture 6"/>
-            <wp:cNvGraphicFramePr>
-              <a:graphicFrameLocks noChangeAspect="1"/>
-            </wp:cNvGraphicFramePr>
-            <a:graphic>
-              <a:graphicData uri="http://schemas.openxmlformats.org/drawingml/2006/picture">
-                <pic:pic>
-                  <pic:nvPicPr>
-                    <pic:cNvPr id="0" name="fig8_alpha_sweep.png"/>
-                    <pic:cNvPicPr/>
-                  </pic:nvPicPr>
-                  <pic:blipFill>
-                    <a:blip r:embed="rId14"/>
-                    <a:stretch>
-                      <a:fillRect/>
-                    </a:stretch>
-                  </pic:blipFill>
-                  <pic:spPr>
-                    <a:xfrm>
-                      <a:off x="0" y="0"/>
-                      <a:ext cx="5029200" cy="3715183"/>
-                    </a:xfrm>
-                    <a:prstGeom prst="rect"/>
-                  </pic:spPr>
-                </pic:pic>
-              </a:graphicData>
-            </a:graphic>
-          </wp:inline>
-        </w:drawing>
-      </w:r>
-    </w:p>
-    <w:p>
-      <w:pPr>
-        <w:spacing w:before="80" w:after="240"/>
-        <w:jc w:val="center"/>
-      </w:pPr>
-      <w:r>
-        <w:rPr>
-          <w:i/>
-          <w:sz w:val="18"/>
-        </w:rPr>
-        <w:t>Figure 7. DAG transition analysis: (A) r_gradient vs alpha, (B) Edge count and LiNGAM agreement.</w:t>
-      </w:r>
-    </w:p>
-    <w:p>
       <w:r>
         <w:t xml:space="preserve">The critical question for clinical deployment is: </w:t>
       </w:r>
@@ -5019,7 +4913,7 @@
     </w:p>
     <w:p>
       <w:r>
-        <w:t>We systematically flip a fraction pflᵢp of edge directions in correct domain knowledge (200 trials, α = 0.6; Figure 7):</w:t>
+        <w:t>We systematically flip a fraction pflᵢp of edge directions in correct domain knowledge (200 trials, α = 0.6):</w:t>
       </w:r>
     </w:p>
     <w:tbl>
@@ -6044,7 +5938,7 @@
         <w:t>quantifies</w:t>
       </w:r>
       <w:r>
-        <w:t xml:space="preserve"> the degree of feedback for each edge (Figure 6), allowing clinicians to make informed decisions about which cycles to retain.</w:t>
+        <w:t xml:space="preserve"> the degree of feedback for each edge (Figure 5), allowing clinicians to make informed decisions about which cycles to retain.</w:t>
       </w:r>
     </w:p>
     <w:p>
@@ -6064,7 +5958,7 @@
         <w:drawing>
           <wp:inline xmlns:a="http://schemas.openxmlformats.org/drawingml/2006/main" xmlns:pic="http://schemas.openxmlformats.org/drawingml/2006/picture">
             <wp:extent cx="5029200" cy="4481653"/>
-            <wp:docPr id="7" name="Picture 7"/>
+            <wp:docPr id="5" name="Picture 5"/>
             <wp:cNvGraphicFramePr>
               <a:graphicFrameLocks noChangeAspect="1"/>
             </wp:cNvGraphicFramePr>
@@ -6076,7 +5970,7 @@
                     <pic:cNvPicPr/>
                   </pic:nvPicPr>
                   <pic:blipFill>
-                    <a:blip r:embed="rId15"/>
+                    <a:blip r:embed="rId13"/>
                     <a:stretch>
                       <a:fillRect/>
                     </a:stretch>
@@ -6105,7 +5999,7 @@
           <w:i/>
           <w:sz w:val="18"/>
         </w:rPr>
-        <w:t>Figure 6. ECD ensemble and pruning analysis with edge-level feedback rates.</w:t>
+        <w:t>Figure 5. ECD ensemble and pruning analysis with edge-level feedback rates.</w:t>
       </w:r>
     </w:p>
     <w:tbl>

--- a/spectral-causality-a2-ecd/manuscript_a2_ecd.docx
+++ b/spectral-causality-a2-ecd/manuscript_a2_ecd.docx
@@ -419,7 +419,7 @@
     </w:p>
     <w:p>
       <w:r>
-        <w:t xml:space="preserve">For a weighted directed graph G = (V, E, w) with directionality signs σᵢⱼ ∈ -1, 0, +1, the </w:t>
+        <w:t xml:space="preserve">For a weighted directed graph G = (V, E, w) with directionality signs σᵢⱼ ∈ {-1, 0, +1}, the </w:t>
       </w:r>
       <w:r>
         <w:rPr>

--- a/spectral-causality-a2-ecd/manuscript_a2_ecd.docx
+++ b/spectral-causality-a2-ecd/manuscript_a2_ecd.docx
@@ -2298,6 +2298,59 @@
       </w:r>
     </w:p>
     <w:p>
+      <w:pPr>
+        <w:spacing w:before="240"/>
+        <w:jc w:val="center"/>
+      </w:pPr>
+      <w:r>
+        <w:drawing>
+          <wp:inline xmlns:a="http://schemas.openxmlformats.org/drawingml/2006/main" xmlns:pic="http://schemas.openxmlformats.org/drawingml/2006/picture">
+            <wp:extent cx="5029200" cy="2920975"/>
+            <wp:docPr id="2" name="Picture 2"/>
+            <wp:cNvGraphicFramePr>
+              <a:graphicFrameLocks noChangeAspect="1"/>
+            </wp:cNvGraphicFramePr>
+            <a:graphic>
+              <a:graphicData uri="http://schemas.openxmlformats.org/drawingml/2006/picture">
+                <pic:pic>
+                  <pic:nvPicPr>
+                    <pic:cNvPr id="0" name="fig_ecd_pipeline.png"/>
+                    <pic:cNvPicPr/>
+                  </pic:nvPicPr>
+                  <pic:blipFill>
+                    <a:blip r:embed="rId10"/>
+                    <a:stretch>
+                      <a:fillRect/>
+                    </a:stretch>
+                  </pic:blipFill>
+                  <pic:spPr>
+                    <a:xfrm>
+                      <a:off x="0" y="0"/>
+                      <a:ext cx="5029200" cy="2920975"/>
+                    </a:xfrm>
+                    <a:prstGeom prst="rect"/>
+                  </pic:spPr>
+                </pic:pic>
+              </a:graphicData>
+            </a:graphic>
+          </wp:inline>
+        </w:drawing>
+      </w:r>
+    </w:p>
+    <w:p>
+      <w:pPr>
+        <w:spacing w:before="80" w:after="240"/>
+        <w:jc w:val="center"/>
+      </w:pPr>
+      <w:r>
+        <w:rPr>
+          <w:i/>
+          <w:sz w:val="18"/>
+        </w:rPr>
+        <w:t>Figure 6. Four-step ECD deployment pipeline: LiNGAM bootstrap → DPI spectral analysis → Hodge decomposition → Interventionability scoring.</w:t>
+      </w:r>
+    </w:p>
+    <w:p>
       <w:r>
         <w:t>The DPI has a modular, plug-in architecture. Additional asymmetric statistics can be incorporated once normalized to [-1, 1]:</w:t>
       </w:r>
@@ -3051,6 +3104,18 @@
     </w:tbl>
     <w:p/>
     <w:p>
+      <w:r/>
+      <w:r>
+        <w:rPr>
+          <w:b/>
+        </w:rPr>
+        <w:t>Figure 6</w:t>
+      </w:r>
+      <w:r>
+        <w:t>: The four-step ECD deployment pipeline. Step 1: LiNGAM bootstrap (1000 iterations) produces a causal DAG with edge confidences. Step 2: DPI-augmented spectral analysis constructs a directed cyclic graph. Step 3: Hodge decomposition separates gradient (DAG) and curl (feedback) components, yielding causal potential φ. Step 4: Interventionability scoring maps φ to clinical actionability ι. Bottom: Hill's nine criteria coverage achieved by the ensemble.</w:t>
+      </w:r>
+    </w:p>
+    <w:p>
       <w:pPr>
         <w:pStyle w:val="Heading1"/>
       </w:pPr>
@@ -3481,6 +3546,59 @@
       </w:r>
     </w:p>
     <w:p>
+      <w:pPr>
+        <w:spacing w:before="240"/>
+        <w:jc w:val="center"/>
+      </w:pPr>
+      <w:r>
+        <w:drawing>
+          <wp:inline xmlns:a="http://schemas.openxmlformats.org/drawingml/2006/main" xmlns:pic="http://schemas.openxmlformats.org/drawingml/2006/picture">
+            <wp:extent cx="5029200" cy="3336517"/>
+            <wp:docPr id="3" name="Picture 3"/>
+            <wp:cNvGraphicFramePr>
+              <a:graphicFrameLocks noChangeAspect="1"/>
+            </wp:cNvGraphicFramePr>
+            <a:graphic>
+              <a:graphicData uri="http://schemas.openxmlformats.org/drawingml/2006/picture">
+                <pic:pic>
+                  <pic:nvPicPr>
+                    <pic:cNvPr id="0" name="fig_interventionability.png"/>
+                    <pic:cNvPicPr/>
+                  </pic:nvPicPr>
+                  <pic:blipFill>
+                    <a:blip r:embed="rId11"/>
+                    <a:stretch>
+                      <a:fillRect/>
+                    </a:stretch>
+                  </pic:blipFill>
+                  <pic:spPr>
+                    <a:xfrm>
+                      <a:off x="0" y="0"/>
+                      <a:ext cx="5029200" cy="3336517"/>
+                    </a:xfrm>
+                    <a:prstGeom prst="rect"/>
+                  </pic:spPr>
+                </pic:pic>
+              </a:graphicData>
+            </a:graphic>
+          </wp:inline>
+        </w:drawing>
+      </w:r>
+    </w:p>
+    <w:p>
+      <w:pPr>
+        <w:spacing w:before="80" w:after="240"/>
+        <w:jc w:val="center"/>
+      </w:pPr>
+      <w:r>
+        <w:rPr>
+          <w:i/>
+          <w:sz w:val="18"/>
+        </w:rPr>
+        <w:t>Figure 7. Causal potential φ vs. clinical interventionability ι. The inverse relationship demonstrates that mathematical quantities correspond to clinical actionability.</w:t>
+      </w:r>
+    </w:p>
+    <w:p>
       <w:r/>
       <w:r>
         <w:rPr>
@@ -3502,6 +3620,18 @@
       </w:r>
       <w:r>
         <w:t>: Variables with high φ (upstream) are poor treatment targets but excellent confounders to control for. Variables with low φ (downstream) are promising intervention targets. This provides a data-driven prioritization for treatment target selection.</w:t>
+      </w:r>
+    </w:p>
+    <w:p>
+      <w:r/>
+      <w:r>
+        <w:rPr>
+          <w:b/>
+        </w:rPr>
+        <w:t>Figure 7</w:t>
+      </w:r>
+      <w:r>
+        <w:t>: Causal potential φ vs. clinical interventionability ι for all five variables. Age (most upstream, φ = 0) has zero interventionability; Cholesterol and RestingBP (downstream) have high interventionability (ι = 0.9 and 0.8, respectively) with well-established pharmacological interventions (statins, antihypertensives). The inverse relationship between φ and ι demonstrates that the mathematical quantity naturally corresponds to clinical actionability.</w:t>
       </w:r>
     </w:p>
     <w:p>
@@ -3608,7 +3738,7 @@
         <w:drawing>
           <wp:inline xmlns:a="http://schemas.openxmlformats.org/drawingml/2006/main" xmlns:pic="http://schemas.openxmlformats.org/drawingml/2006/picture">
             <wp:extent cx="5029200" cy="5497893"/>
-            <wp:docPr id="2" name="Picture 2"/>
+            <wp:docPr id="4" name="Picture 4"/>
             <wp:cNvGraphicFramePr>
               <a:graphicFrameLocks noChangeAspect="1"/>
             </wp:cNvGraphicFramePr>
@@ -3620,7 +3750,7 @@
                     <pic:cNvPicPr/>
                   </pic:nvPicPr>
                   <pic:blipFill>
-                    <a:blip r:embed="rId10"/>
+                    <a:blip r:embed="rId12"/>
                     <a:stretch>
                       <a:fillRect/>
                     </a:stretch>
@@ -4106,7 +4236,7 @@
         <w:drawing>
           <wp:inline xmlns:a="http://schemas.openxmlformats.org/drawingml/2006/main" xmlns:pic="http://schemas.openxmlformats.org/drawingml/2006/picture">
             <wp:extent cx="5029200" cy="2515806"/>
-            <wp:docPr id="3" name="Picture 3"/>
+            <wp:docPr id="5" name="Picture 5"/>
             <wp:cNvGraphicFramePr>
               <a:graphicFrameLocks noChangeAspect="1"/>
             </wp:cNvGraphicFramePr>
@@ -4118,7 +4248,7 @@
                     <pic:cNvPicPr/>
                   </pic:nvPicPr>
                   <pic:blipFill>
-                    <a:blip r:embed="rId11"/>
+                    <a:blip r:embed="rId13"/>
                     <a:stretch>
                       <a:fillRect/>
                     </a:stretch>
@@ -4697,7 +4827,7 @@
         <w:drawing>
           <wp:inline xmlns:a="http://schemas.openxmlformats.org/drawingml/2006/main" xmlns:pic="http://schemas.openxmlformats.org/drawingml/2006/picture">
             <wp:extent cx="5029200" cy="2187657"/>
-            <wp:docPr id="4" name="Picture 4"/>
+            <wp:docPr id="6" name="Picture 6"/>
             <wp:cNvGraphicFramePr>
               <a:graphicFrameLocks noChangeAspect="1"/>
             </wp:cNvGraphicFramePr>
@@ -4709,7 +4839,7 @@
                     <pic:cNvPicPr/>
                   </pic:nvPicPr>
                   <pic:blipFill>
-                    <a:blip r:embed="rId12"/>
+                    <a:blip r:embed="rId14"/>
                     <a:stretch>
                       <a:fillRect/>
                     </a:stretch>
@@ -5958,7 +6088,7 @@
         <w:drawing>
           <wp:inline xmlns:a="http://schemas.openxmlformats.org/drawingml/2006/main" xmlns:pic="http://schemas.openxmlformats.org/drawingml/2006/picture">
             <wp:extent cx="5029200" cy="4481653"/>
-            <wp:docPr id="5" name="Picture 5"/>
+            <wp:docPr id="7" name="Picture 7"/>
             <wp:cNvGraphicFramePr>
               <a:graphicFrameLocks noChangeAspect="1"/>
             </wp:cNvGraphicFramePr>
@@ -5970,7 +6100,7 @@
                     <pic:cNvPicPr/>
                   </pic:nvPicPr>
                   <pic:blipFill>
-                    <a:blip r:embed="rId13"/>
+                    <a:blip r:embed="rId15"/>
                     <a:stretch>
                       <a:fillRect/>
                     </a:stretch>
@@ -6384,11 +6514,76 @@
       </w:r>
     </w:p>
     <w:p>
+      <w:r/>
+      <w:r>
+        <w:rPr>
+          <w:b/>
+        </w:rPr>
+        <w:t>Figure 8</w:t>
+      </w:r>
+      <w:r>
+        <w:t>: Clinical feedback network with edge-level feedback rates from Hodge decomposition. Green solid arrows: unidirectional edges (&lt; 10% feedback). Orange dashed arrows: weak feedback (10–50%). Red thick double arrows: strong feedback (&gt; 50%). The MaxHR ↔ STDepression edge (73% feedback) represents the clinically important exercise–ischemia feedback loop that a DAG assumption would miss. Node annotations show interventionability scores ι.</w:t>
+      </w:r>
+    </w:p>
+    <w:p>
       <w:pPr>
         <w:pStyle w:val="Heading2"/>
       </w:pPr>
       <w:r>
         <w:t>8.3 Purpose-Dependent Pruning Thresholds</w:t>
+      </w:r>
+    </w:p>
+    <w:p>
+      <w:pPr>
+        <w:spacing w:before="240"/>
+        <w:jc w:val="center"/>
+      </w:pPr>
+      <w:r>
+        <w:drawing>
+          <wp:inline xmlns:a="http://schemas.openxmlformats.org/drawingml/2006/main" xmlns:pic="http://schemas.openxmlformats.org/drawingml/2006/picture">
+            <wp:extent cx="5029200" cy="4196285"/>
+            <wp:docPr id="8" name="Picture 8"/>
+            <wp:cNvGraphicFramePr>
+              <a:graphicFrameLocks noChangeAspect="1"/>
+            </wp:cNvGraphicFramePr>
+            <a:graphic>
+              <a:graphicData uri="http://schemas.openxmlformats.org/drawingml/2006/picture">
+                <pic:pic>
+                  <pic:nvPicPr>
+                    <pic:cNvPr id="0" name="fig_feedback_network.png"/>
+                    <pic:cNvPicPr/>
+                  </pic:nvPicPr>
+                  <pic:blipFill>
+                    <a:blip r:embed="rId16"/>
+                    <a:stretch>
+                      <a:fillRect/>
+                    </a:stretch>
+                  </pic:blipFill>
+                  <pic:spPr>
+                    <a:xfrm>
+                      <a:off x="0" y="0"/>
+                      <a:ext cx="5029200" cy="4196285"/>
+                    </a:xfrm>
+                    <a:prstGeom prst="rect"/>
+                  </pic:spPr>
+                </pic:pic>
+              </a:graphicData>
+            </a:graphic>
+          </wp:inline>
+        </w:drawing>
+      </w:r>
+    </w:p>
+    <w:p>
+      <w:pPr>
+        <w:spacing w:before="80" w:after="240"/>
+        <w:jc w:val="center"/>
+      </w:pPr>
+      <w:r>
+        <w:rPr>
+          <w:i/>
+          <w:sz w:val="18"/>
+        </w:rPr>
+        <w:t>Figure 8. Clinical feedback network. Edge colors: green = unidirectional, orange = weak feedback, red = strong feedback.</w:t>
       </w:r>
     </w:p>
     <w:tbl>

--- a/spectral-causality-a2-ecd/manuscript_a2_ecd.docx
+++ b/spectral-causality-a2-ecd/manuscript_a2_ecd.docx
@@ -3553,7 +3553,7 @@
       <w:r>
         <w:drawing>
           <wp:inline xmlns:a="http://schemas.openxmlformats.org/drawingml/2006/main" xmlns:pic="http://schemas.openxmlformats.org/drawingml/2006/picture">
-            <wp:extent cx="5029200" cy="3336517"/>
+            <wp:extent cx="5029200" cy="3333702"/>
             <wp:docPr id="3" name="Picture 3"/>
             <wp:cNvGraphicFramePr>
               <a:graphicFrameLocks noChangeAspect="1"/>
@@ -3574,7 +3574,7 @@
                   <pic:spPr>
                     <a:xfrm>
                       <a:off x="0" y="0"/>
-                      <a:ext cx="5029200" cy="3336517"/>
+                      <a:ext cx="5029200" cy="3333702"/>
                     </a:xfrm>
                     <a:prstGeom prst="rect"/>
                   </pic:spPr>
@@ -3737,7 +3737,7 @@
       <w:r>
         <w:drawing>
           <wp:inline xmlns:a="http://schemas.openxmlformats.org/drawingml/2006/main" xmlns:pic="http://schemas.openxmlformats.org/drawingml/2006/picture">
-            <wp:extent cx="5029200" cy="5497893"/>
+            <wp:extent cx="5029200" cy="5276669"/>
             <wp:docPr id="4" name="Picture 4"/>
             <wp:cNvGraphicFramePr>
               <a:graphicFrameLocks noChangeAspect="1"/>
@@ -3758,7 +3758,7 @@
                   <pic:spPr>
                     <a:xfrm>
                       <a:off x="0" y="0"/>
-                      <a:ext cx="5029200" cy="5497893"/>
+                      <a:ext cx="5029200" cy="5276669"/>
                     </a:xfrm>
                     <a:prstGeom prst="rect"/>
                   </pic:spPr>

--- a/spectral-causality-a2-ecd/manuscript_a2_ecd.docx
+++ b/spectral-causality-a2-ecd/manuscript_a2_ecd.docx
@@ -7326,7 +7326,7 @@
         <w:pStyle w:val="Heading1"/>
       </w:pPr>
       <w:r>
-        <w:t>10. Discussion and Future Directions</w:t>
+        <w:t>10. Discussion</w:t>
       </w:r>
     </w:p>
     <w:p>
@@ -7334,82 +7334,22 @@
         <w:pStyle w:val="Heading2"/>
       </w:pPr>
       <w:r>
-        <w:t>10.1 Summary of Contributions</w:t>
+        <w:t>10.1 Clinical Implications of the Interventionability–Potential Correspondence</w:t>
       </w:r>
     </w:p>
     <w:p>
       <w:r>
-        <w:t>ECD provides:</w:t>
+        <w:t>The most practically significant finding of ECD is the correspondence between the Hodge causal potential φ and clinical interventionability ι. This correspondence is not merely correlational—it reflects a structural property of causal systems: exogenous (upstream) variables resist within-system intervention precisely because they are not caused by other variables in the system.</w:t>
       </w:r>
     </w:p>
     <w:p>
       <w:r>
-        <w:t xml:space="preserve">1. </w:t>
-      </w:r>
-      <w:r>
-        <w:rPr>
-          <w:b/>
-        </w:rPr>
-        <w:t>Feedback quantification</w:t>
-      </w:r>
-      <w:r>
-        <w:t>: Edge-level feedback rates via Hodge decomposition</w:t>
+        <w:t>In our UCI Heart Disease analysis, this principle manifests concretely. Age (φ = 0, ι = 0) is the most upstream variable and entirely non-modifiable, consistent with its role as a non-actionable risk factor in every clinical guideline [8]. Cholesterol (φ = -0.168, ι = 0.9) and RestingBP (φ = -0.204, ι = 0.8) are downstream and highly interventionable—statins and antihypertensives represent two of the most evidence-based pharmacological interventions in cardiovascular medicine. The treatment prioritization derived from -φ × ι (Cholesterol: 0.151, RestingBP: 0.163) aligns with established clinical practice where blood pressure and lipid management are first-line interventions.</w:t>
       </w:r>
     </w:p>
     <w:p>
       <w:r>
-        <w:t xml:space="preserve">2. </w:t>
-      </w:r>
-      <w:r>
-        <w:rPr>
-          <w:b/>
-        </w:rPr>
-        <w:t>Interventionability scoring</w:t>
-      </w:r>
-      <w:r>
-        <w:t>: Causal potential φ maps to clinical actionability</w:t>
-      </w:r>
-    </w:p>
-    <w:p>
-      <w:r>
-        <w:t xml:space="preserve">3. </w:t>
-      </w:r>
-      <w:r>
-        <w:rPr>
-          <w:b/>
-        </w:rPr>
-        <w:t>Hill's criteria coverage</w:t>
-      </w:r>
-      <w:r>
-        <w:t>: H6/H7/H9 via spectral utility function</w:t>
-      </w:r>
-    </w:p>
-    <w:p>
-      <w:r>
-        <w:t xml:space="preserve">4. </w:t>
-      </w:r>
-      <w:r>
-        <w:rPr>
-          <w:b/>
-        </w:rPr>
-        <w:t>Quality-aware deployment</w:t>
-      </w:r>
-      <w:r>
-        <w:t>: p*_flip threshold guides knowledge integration</w:t>
-      </w:r>
-    </w:p>
-    <w:p>
-      <w:r>
-        <w:t xml:space="preserve">5. </w:t>
-      </w:r>
-      <w:r>
-        <w:rPr>
-          <w:b/>
-        </w:rPr>
-        <w:t>Practical pipeline</w:t>
-      </w:r>
-      <w:r>
-        <w:t>: Bootstrap-based pruning with purpose-dependent thresholds</w:t>
+        <w:t>This has implications beyond retrospective validation. In clinical settings where the causal structure is less well-understood—rare diseases, complex multi-morbidity, or drug repurposing scenarios—the φ → ι mapping provides a principled, data-driven approach to identifying which variables are most amenable to intervention. Rather than relying solely on domain expertise (which may be unavailable or incomplete), ECD generates actionable hypotheses about treatment targets from observational data alone.</w:t>
       </w:r>
     </w:p>
     <w:p>
@@ -7417,52 +7357,22 @@
         <w:pStyle w:val="Heading2"/>
       </w:pPr>
       <w:r>
-        <w:t>10.2 Limitations</w:t>
+        <w:t>10.2 Why Feedback Tolerance Matters for Clinical Validity</w:t>
       </w:r>
     </w:p>
     <w:p>
-      <w:pPr>
-        <w:pStyle w:val="ListBullet"/>
-      </w:pPr>
-      <w:r/>
-      <w:r>
-        <w:rPr>
-          <w:b/>
-        </w:rPr>
-        <w:t>Small-scale validation</w:t>
-      </w:r>
-      <w:r>
-        <w:t>: The UCI dataset (5 variables, n = 297) is illustrative. Validation on larger clinical datasets (MIMIC-IV, Japanese health checkup cohorts with n &gt; 10⁵) is needed.</w:t>
+      <w:r>
+        <w:t>The DAG assumption, while mathematically convenient for identifiability [3, 4], systematically misrepresents biological reality. In our analysis, the MaxHR ↔ STDepression edge exhibited a 73% feedback rate—meaning that nearly three-quarters of the causal flow between these variables is bidirectional. LiNGAM's DAG representation forces this into a unidirectional MaxHR → STDepression relationship, which is only part of the clinical picture.</w:t>
       </w:r>
     </w:p>
     <w:p>
-      <w:pPr>
-        <w:pStyle w:val="ListBullet"/>
-      </w:pPr>
-      <w:r/>
-      <w:r>
-        <w:rPr>
-          <w:b/>
-        </w:rPr>
-        <w:t>Linear assumption</w:t>
-      </w:r>
-      <w:r>
-        <w:t>: DPI's regression component assumes linearity. Nonlinear extensions (kernel-based DPI) are straightforward but not yet validated.</w:t>
+      <w:r>
+        <w:t>The feedback loop between exercise tolerance and myocardial ischemia is one of the best-documented pathophysiological cycles in cardiology: reduced exercise capacity (low MaxHR) leads to deconditioning, which worsens ischemic response (higher STDepression), which in turn further limits exercise tolerance. This is precisely the type of clinical feedback that guides treatment decisions—cardiac rehabilitation programs target this specific cycle. By quantifying this feedback at 73%, ECD provides clinicians with information that no DAG-based method can offer.</w:t>
       </w:r>
     </w:p>
     <w:p>
-      <w:pPr>
-        <w:pStyle w:val="ListBullet"/>
-      </w:pPr>
-      <w:r/>
-      <w:r>
-        <w:rPr>
-          <w:b/>
-        </w:rPr>
-        <w:t>Identifiability</w:t>
-      </w:r>
-      <w:r>
-        <w:t>: Full identifiability theory for the spectral framework remains incomplete (see [7] for the identifiability roadmap).</w:t>
+      <w:r>
+        <w:t>More broadly, feedback tolerance addresses a fundamental tension in causal inference for medicine. The mathematical rigor of DAG-based methods comes at the cost of clinical fidelity. ECD resolves this by preserving LiNGAM's identifiability guarantees for predominantly unidirectional edges (e.g., Age → RestBP: 0% feedback, Age → Cholesterol: 1% feedback) while honestly reporting the degree of bidirectionality where it exists. The purpose-dependent pruning thresholds (§8.3) operationalize this—a causal ordering task can safely ignore moderate feedback, but a pathophysiology model should retain it.</w:t>
       </w:r>
     </w:p>
     <w:p>
@@ -7470,35 +7380,250 @@
         <w:pStyle w:val="Heading2"/>
       </w:pPr>
       <w:r>
-        <w:t>10.3 Future Directions</w:t>
+        <w:t>10.3 Interpreting Disagreement Between Methods</w:t>
       </w:r>
     </w:p>
     <w:p>
       <w:r>
-        <w:t xml:space="preserve">1. </w:t>
+        <w:t>The 33% disagreement rate between DPI (α = 0) and LiNGAM is not a limitation but a feature. As detailed in §6.2, the two methods capture fundamentally different types of causal relationship: LiNGAM identifies interventional causation (Level 2 on Pearl's causal ladder [1]), while spectral causality captures informational direction (Level 1.5).</w:t>
+      </w:r>
+    </w:p>
+    <w:p>
+      <w:r>
+        <w:t xml:space="preserve">The Cholesterol → Age direction estimated by DPI illustrates this distinction. LiNGAM correctly identifies that aging </w:t>
+      </w:r>
+      <w:r>
+        <w:rPr>
+          <w:i/>
+        </w:rPr>
+        <w:t>causes</w:t>
+      </w:r>
+      <w:r>
+        <w:t xml:space="preserve"> cholesterol increase (interventional). However, DPI captures that cholesterol levels are </w:t>
+      </w:r>
+      <w:r>
+        <w:rPr>
+          <w:i/>
+        </w:rPr>
+        <w:t>more informative</w:t>
+      </w:r>
+      <w:r>
+        <w:t xml:space="preserve"> about age-related cardiovascular risk than chronological age alone—a clinically meaningful observation that supports the use of lipid panels as screening biomarkers.</w:t>
+      </w:r>
+    </w:p>
+    <w:p>
+      <w:r>
+        <w:t xml:space="preserve">This dual interpretation has practical value. For </w:t>
       </w:r>
       <w:r>
         <w:rPr>
           <w:b/>
         </w:rPr>
-        <w:t>Large-scale validation</w:t>
-      </w:r>
-      <w:r>
-        <w:t>: MIMIC-IV (&gt;60,000 ICU stays, &gt;100 variables) and Japanese health checkup cohorts [6]</w:t>
-      </w:r>
-    </w:p>
-    <w:p>
-      <w:r>
-        <w:t xml:space="preserve">2. </w:t>
+        <w:t>treatment target selection</w:t>
+      </w:r>
+      <w:r>
+        <w:t xml:space="preserve">, the LiNGAM direction is appropriate—we should treat cholesterol to prevent downstream effects. For </w:t>
       </w:r>
       <w:r>
         <w:rPr>
           <w:b/>
         </w:rPr>
-        <w:t>Nonlinear DPI</w:t>
-      </w:r>
-      <w:r>
-        <w:t>: Kernel regression for Âreg, deep ANM for ÂANM</w:t>
+        <w:t>diagnostic screening</w:t>
+      </w:r>
+      <w:r>
+        <w:t>, the DPI direction is appropriate—cholesterol abnormalities flag patients at cardiovascular risk more effectively than age alone. ECD's structural comparison table (§6.1) thus serves as a clinical decision support tool: edges where the methods agree (67%) represent high-confidence causal pathways suitable for both diagnosis and intervention, while edges where they disagree require context-specific interpretation.</w:t>
+      </w:r>
+    </w:p>
+    <w:p>
+      <w:r>
+        <w:t>The three conditions for agreement (§6.3)—strong causal effect, low feedback rate, and high variance ratio—also provide a principled basis for assessing confidence. Clinicians can use these conditions to determine which causal claims are robust across methodological assumptions and which require additional evidence.</w:t>
+      </w:r>
+    </w:p>
+    <w:p>
+      <w:pPr>
+        <w:pStyle w:val="Heading2"/>
+      </w:pPr>
+      <w:r>
+        <w:t>10.4 Staged Deployment of ECD in Clinical Settings</w:t>
+      </w:r>
+    </w:p>
+    <w:p>
+      <w:r>
+        <w:t>The ECD framework is designed for incremental adoption, addressing a practical barrier to causal discovery in clinical practice: the variable availability of domain knowledge across clinical contexts.</w:t>
+      </w:r>
+    </w:p>
+    <w:p>
+      <w:r/>
+      <w:r>
+        <w:rPr>
+          <w:b/>
+        </w:rPr>
+        <w:t>Stage 0 (Data-driven exploration)</w:t>
+      </w:r>
+      <w:r>
+        <w:t>: With DPI alone (α = 0), ECD identifies 9 directed edges and achieves 67% agreement with LiNGAM without any prior knowledge. This stage is appropriate for hypothesis generation in understudied diseases or novel data modalities, where expert knowledge is unavailable or unreliable.</w:t>
+      </w:r>
+    </w:p>
+    <w:p>
+      <w:r/>
+      <w:r>
+        <w:rPr>
+          <w:b/>
+        </w:rPr>
+        <w:t>Stage 1 (Literature-guided)</w:t>
+      </w:r>
+      <w:r>
+        <w:t>: Incorporating weak domain knowledge (α = 0.1–0.3) from published literature or clinical guidelines improves structural accuracy. Our α-sweep analysis (§7) shows that even imperfect knowledge (p_flip &lt; 0.15) dramatically improves r_gradient from 0.581 to &gt;0.8, as long as directions are at least 85% correct.</w:t>
+      </w:r>
+    </w:p>
+    <w:p>
+      <w:r/>
+      <w:r>
+        <w:rPr>
+          <w:b/>
+        </w:rPr>
+        <w:t>Stage 2 (LiNGAM-augmented)</w:t>
+      </w:r>
+      <w:r>
+        <w:t>: Using LiNGAM output as the knowledge source C_LiNGAM leverages identifiability guarantees for core edges while allowing spectral causality to detect feedback that LiNGAM cannot model. This "two-stage rocket" strategy (§3.2) combines the strengths of both methods.</w:t>
+      </w:r>
+    </w:p>
+    <w:p>
+      <w:r/>
+      <w:r>
+        <w:rPr>
+          <w:b/>
+        </w:rPr>
+        <w:t>Stage 3 (Expert-validated)</w:t>
+      </w:r>
+      <w:r>
+        <w:t>: Clinical expert review of the ECD output—particularly the feedback rates and interventionability scores—provides external validation and enables domain-specific threshold tuning.</w:t>
+      </w:r>
+    </w:p>
+    <w:p>
+      <w:r/>
+      <w:r>
+        <w:rPr>
+          <w:b/>
+        </w:rPr>
+        <w:t>Stage 4 (Full ECD ensemble)</w:t>
+      </w:r>
+      <w:r>
+        <w:t>: The complete pipeline with bootstrap pruning, Hill's criteria evaluation, and purpose-dependent thresholds. At this stage, ECD covers Hill's nine criteria [8] more broadly than any single method, with spectral causality contributing H6 (biological plausibility), H7 (coherence), and H9 (analogy).</w:t>
+      </w:r>
+    </w:p>
+    <w:p>
+      <w:r>
+        <w:t>This staged approach lowers the adoption barrier: clinical teams can begin with Stage 0 (no expert input required) and progressively refine their causal model as knowledge accumulates. The p_flip U-curve (§7.1) provides a quantitative warning system—if partial knowledge actually degrades structure (p_flip &gt; 0.15), the system recommends reverting to Stage 0 rather than using potentially misleading information.</w:t>
+      </w:r>
+    </w:p>
+    <w:p>
+      <w:pPr>
+        <w:pStyle w:val="Heading2"/>
+      </w:pPr>
+      <w:r>
+        <w:t>10.5 Limitations</w:t>
+      </w:r>
+    </w:p>
+    <w:p>
+      <w:r>
+        <w:t>Several limitations warrant discussion.</w:t>
+      </w:r>
+    </w:p>
+    <w:p>
+      <w:r/>
+      <w:r>
+        <w:rPr>
+          <w:b/>
+        </w:rPr>
+        <w:t>Scale of validation</w:t>
+      </w:r>
+      <w:r>
+        <w:t>: Our empirical illustration uses the UCI Heart Disease dataset (5 variables, n = 297). While this dataset is well-characterized with known clinical relationships (enabling ground-truth comparison), the small scale limits generalizability. The computational complexity of Hodge decomposition (O(|E|²) for the edge Laplacian) and DPI (O(n · p²) for pairwise comparisons) should scale to larger clinical datasets, but empirical validation is needed.</w:t>
+      </w:r>
+    </w:p>
+    <w:p>
+      <w:r/>
+      <w:r>
+        <w:rPr>
+          <w:b/>
+        </w:rPr>
+        <w:t>Linearity assumption</w:t>
+      </w:r>
+      <w:r>
+        <w:t>: DPI's regression asymmetry component assumes linear relationships. Cardiovascular risk factors often exhibit nonlinear relationships (e.g., J-curve relationship between blood pressure and cardiovascular events). Kernel-based extensions for Â_reg and neural-network-based ANM for Â_ANM are straightforward to implement within the modular DPI architecture but have not been validated.</w:t>
+      </w:r>
+    </w:p>
+    <w:p>
+      <w:r/>
+      <w:r>
+        <w:rPr>
+          <w:b/>
+        </w:rPr>
+        <w:t>Identifiability theory</w:t>
+      </w:r>
+      <w:r>
+        <w:t>: Full identifiability for the spectral causality framework remains incomplete. While individual DPI components have established identifiability guarantees (ANM component under additive noise model assumptions [11]; regression asymmetry under non-equal-variance conditions), the composite DPI and its interaction with the spectral framework lack a unified identifiability theorem. The companion paper [7] provides a detailed identifiability roadmap.</w:t>
+      </w:r>
+    </w:p>
+    <w:p>
+      <w:r/>
+      <w:r>
+        <w:rPr>
+          <w:b/>
+        </w:rPr>
+        <w:t>Clinical ground truth</w:t>
+      </w:r>
+      <w:r>
+        <w:t>: The UCI dataset lacks experimentally verified causal relationships (no RCT data). Our validation relies on clinical domain knowledge and consistency with LiNGAM, which is itself a model-based estimate. Definitive validation requires datasets where interventional experiments have established ground-truth causal structure—surgical or pharmacological intervention studies with pre/post measurements.</w:t>
+      </w:r>
+    </w:p>
+    <w:p>
+      <w:r/>
+      <w:r>
+        <w:rPr>
+          <w:b/>
+        </w:rPr>
+        <w:t>Interventionability as external input</w:t>
+      </w:r>
+      <w:r>
+        <w:t>: The interventionability score ι is currently assigned based on clinical knowledge rather than estimated from data. Automating ι estimation—for example, from clinical trial databases or pharmaceutical intervention records—would strengthen the φ → ι correspondence from an empirical observation to a testable prediction.</w:t>
+      </w:r>
+    </w:p>
+    <w:p>
+      <w:pPr>
+        <w:pStyle w:val="Heading2"/>
+      </w:pPr>
+      <w:r>
+        <w:t>10.6 Future Directions</w:t>
+      </w:r>
+    </w:p>
+    <w:p>
+      <w:r>
+        <w:t xml:space="preserve">1. </w:t>
+      </w:r>
+      <w:r>
+        <w:rPr>
+          <w:b/>
+        </w:rPr>
+        <w:t>Large-scale clinical validation</w:t>
+      </w:r>
+      <w:r>
+        <w:t>: Application to MIMIC-IV (&gt;60,000 ICU stays, &gt;100 clinical variables) [14] and Japanese health checkup cohorts (n &gt; 10⁵) [6] would test scalability and clinical generalizability. These datasets offer both larger sample sizes and richer variable sets, enabling evaluation of ECD in high-dimensional clinical settings.</w:t>
+      </w:r>
+    </w:p>
+    <w:p>
+      <w:r>
+        <w:t xml:space="preserve">2. </w:t>
+      </w:r>
+      <w:r>
+        <w:rPr>
+          <w:b/>
+        </w:rPr>
+        <w:t>Nonlinear DPI extensions</w:t>
+      </w:r>
+      <w:r>
+        <w:t>: Replacing the linear regression component with kernel regression (Â_reg) and the parametric ANM with deep additive noise models (Â_ANM) would relax linearity assumptions while preserving the modular DPI architecture.</w:t>
       </w:r>
     </w:p>
     <w:p>
@@ -7512,7 +7637,7 @@
         <w:t>Temporal ECD</w:t>
       </w:r>
       <w:r>
-        <w:t>: Integration with Granger causality and transfer entropy for longitudinal clinical data</w:t>
+        <w:t>: Integration with Granger causality [13] and transfer entropy for longitudinal clinical data (e.g., electronic health records with repeated measurements) would enable causal discovery that accounts for time-lagged effects and dynamic feedback.</w:t>
       </w:r>
     </w:p>
     <w:p>
@@ -7523,10 +7648,10 @@
         <w:rPr>
           <w:b/>
         </w:rPr>
-        <w:t>Automated α selection</w:t>
-      </w:r>
-      <w:r>
-        <w:t>: Bootstrap consistency test between DPI structure and LiNGAM structure</w:t>
+        <w:t>Automated α optimization</w:t>
+      </w:r>
+      <w:r>
+        <w:t>: A bootstrap consistency test between DPI-derived structure and LiNGAM-derived structure could automatically select the optimal α for a given dataset, removing the need for manual tuning.</w:t>
       </w:r>
     </w:p>
     <w:p>
@@ -7537,10 +7662,24 @@
         <w:rPr>
           <w:b/>
         </w:rPr>
-        <w:t>Clinical decision support tool</w:t>
-      </w:r>
-      <w:r>
-        <w:t>: Web-based interface for ECD pipeline with interactive feedback visualization</w:t>
+        <w:t>Data-driven interventionability</w:t>
+      </w:r>
+      <w:r>
+        <w:t>: Estimation of ι from clinical trial registries or pharmacological databases would close the loop between the mathematical potential φ and clinical actionability, enabling fully automated treatment target prioritization.</w:t>
+      </w:r>
+    </w:p>
+    <w:p>
+      <w:r>
+        <w:t xml:space="preserve">6. </w:t>
+      </w:r>
+      <w:r>
+        <w:rPr>
+          <w:b/>
+        </w:rPr>
+        <w:t>Clinical decision support integration</w:t>
+      </w:r>
+      <w:r>
+        <w:t>: A web-based interface for the ECD pipeline—with interactive visualization of feedback rates, interventionability scores, and confidence intervals—would facilitate clinical adoption and enable real-time causal analysis for precision medicine applications.</w:t>
       </w:r>
     </w:p>
     <w:p>

--- a/spectral-causality-a2-ecd/manuscript_a2_ecd.docx
+++ b/spectral-causality-a2-ecd/manuscript_a2_ecd.docx
@@ -12,7 +12,7 @@
           <w:b/>
           <w:sz w:val="28"/>
         </w:rPr>
-        <w:t>Ensemble Causal Discovery with Feedback Quantification: Integrating Spectral Graph Methods and LiNGAM for Clinical Causal Inference</w:t>
+        <w:t>HIKONE: Hodge-Integrated Knowledge-Optional Network Estimation with Feedback Quantification for Clinical Causal Inference</w:t>
       </w:r>
     </w:p>
     <w:p>
@@ -24,7 +24,7 @@
         <w:t>Running title</w:t>
       </w:r>
       <w:r>
-        <w:t>: Ensemble Causal Discovery with Feedback Quantification</w:t>
+        <w:t>: HIKONE: Feedback Quantification for Clinical Causal Inference</w:t>
       </w:r>
     </w:p>
     <w:p>
@@ -37,13 +37,13 @@
     </w:p>
     <w:p>
       <w:r>
-        <w:t xml:space="preserve">Causal discovery in clinical data faces a fundamental tension: methods that guarantee identifiability (e.g., LiNGAM) require the directed acyclic graph (DAG) assumption, yet biological systems universally contain feedback loops. We present </w:t>
+        <w:t xml:space="preserve">Causal discovery in clinical data faces a fundamental tension: methods that guarantee identifiability (e.g., Linear Non-Gaussian Acyclic Model [LiNGAM]) require the directed acyclic graph (DAG) assumption, yet biological systems universally contain feedback loops. We present </w:t>
       </w:r>
       <w:r>
         <w:rPr>
           <w:b/>
         </w:rPr>
-        <w:t>Ensemble Causal Discovery (ECD)</w:t>
+        <w:t>HIKONE (Hodge-Integrated Knowledge-Optional Network Estimation)</w:t>
       </w:r>
       <w:r>
         <w:t>, a pipeline that integrates LiNGAM's identifiability guarantees with spectral causality's feedback quantification via Hodge decomposition. The framework (1) estimates an initial causal structure using LiNGAM, (2) augments it with a Directional Predictability Index (DPI) for data-driven direction estimation, (3) applies Hodge decomposition to quantify edge-level feedback rates, and (4) produces an interventionability score linking causal upstream potential to clinical actionability.</w:t>
@@ -51,12 +51,12 @@
     </w:p>
     <w:p>
       <w:r>
-        <w:t>Applied to the UCI Heart Disease dataset (Cleveland subset, n = 297, 5 variables), ECD identifies clinically meaningful feedback loops (e.g., MaxHR ↔ STDepression: 73% feedback rate) that LiNGAM's DAG assumption masks as unidirectional. The Hodge causal potential φ correlates with clinical interventionability: Age (φ = 0, non-interventionable) sits upstream, while Cholesterol (φ = -0.168, statin-responsive) sits downstream. DAG transition analysis reveals that knowledge quality—not quantity—determines structural validity (p*flᵢp ≈ 0.15: directions must be ≥ 85% correct to maintain DAG structure).</w:t>
+        <w:t>Applied to the UCI Heart Disease dataset (Cleveland subset, n = 297, 5 variables), HIKONE identifies clinically meaningful feedback loops (e.g., MaxHR ↔ STDepression: 73% feedback rate) that LiNGAM's DAG assumption masks as unidirectional. The Hodge causal potential φ correlates with clinical interventionability: Age (φ = 0, non-interventionable) sits upstream, while Cholesterol (φ = -0.168, statin-responsive) sits downstream. DAG transition analysis reveals that knowledge quality—not quantity—determines structural validity (p*flᵢp ≈ 0.15: directions must be ≥ 85% correct to maintain DAG structure).</w:t>
       </w:r>
     </w:p>
     <w:p>
       <w:r>
-        <w:t>ECD achieves broader coverage of Hill's nine epidemiological criteria than any single method alone, with spectral causality contributing H6 (biological plausibility), H7 (coherence), and H9 (analogy) that LiNGAM cannot address. We provide a practical deployment pipeline with bootstrap-based pruning thresholds and purpose-dependent feedback tolerance levels.</w:t>
+        <w:t>HIKONE achieves broader coverage of Hill's nine epidemiological criteria than any single method alone, with spectral causality contributing H6 (biological plausibility), H7 (coherence), and H9 (analogy) that LiNGAM cannot address. We provide a practical deployment pipeline with bootstrap-based pruning thresholds and purpose-dependent feedback tolerance levels.</w:t>
       </w:r>
     </w:p>
     <w:p>
@@ -68,7 +68,7 @@
         <w:t>Keywords</w:t>
       </w:r>
       <w:r>
-        <w:t>: ensemble causal discovery, feedback quantification, Hodge decomposition, LiNGAM, interventionability, Hill's criteria, spectral causality, clinical causal inference</w:t>
+        <w:t>: HIKONE, feedback quantification, Hodge decomposition, LiNGAM, interventionability, Hill's criteria, spectral causality, clinical causal inference</w:t>
       </w:r>
     </w:p>
     <w:p>
@@ -98,10 +98,15 @@
         <w:rPr>
           <w:b/>
         </w:rPr>
-        <w:t>LiNGAM</w:t>
-      </w:r>
-      <w:r>
-        <w:t xml:space="preserve"> [3] and its variants [4] provide identifiability guarantees under the linear non-Gaussian acyclic model, making them attractive for clinical applications [5, 6]. However, the DAG assumption systematically excludes feedback loops that are ubiquitous in pathophysiology:</w:t>
+        <w:t>LiNGAM (Linear Non-Gaussian Acyclic Model)</w:t>
+      </w:r>
+      <w:r>
+        <w:t xml:space="preserve"> [3] and its variants [4] provide identifiability guarantees under the linear non-Gaussian acyclic model, making them attractive for clinical applications [5, 6]. Among established causal discovery methods, LiNGAM is uniquely suited to the cross-sectional clinical data that dominates biomedical research—health checkup databases, biobank snapshots, and single-timepoint observational studies. Unlike Granger causality [13] or transfer entropy [14], which require time-series data, LiNGAM identifies causal direction from a single cross-sectional dataset by exploiting non-Gaussianity of error distributions. This makes LiNGAM the natural baseline for clinical causal discovery where longitudinal data is unavailable or incomplete.</w:t>
+      </w:r>
+    </w:p>
+    <w:p>
+      <w:r>
+        <w:t>However, the DAG assumption systematically excludes feedback loops that are ubiquitous in pathophysiology:</w:t>
       </w:r>
     </w:p>
     <w:p>
@@ -116,7 +121,7 @@
         <w:t>Hypertension–ischemia cycle</w:t>
       </w:r>
       <w:r>
-        <w:t>: Elevated blood pressure → myocardial hypertrophy → worsened ischemia → sympathetic activation → further BP increase</w:t>
+        <w:t>: Elevated blood pressure → myocardial hypertrophy → worsened ischemia → sympathetic activation → further blood pressure increase</w:t>
       </w:r>
     </w:p>
     <w:p>
@@ -128,7 +133,7 @@
         <w:rPr>
           <w:b/>
         </w:rPr>
-        <w:t>Exercise tolerance–cardiac function loop</w:t>
+        <w:t>Exercise tolerance–cardiac function cycle</w:t>
       </w:r>
       <w:r>
         <w:t>: Reduced MaxHR → deconditioning → further MaxHR decline</w:t>
@@ -143,10 +148,10 @@
         <w:rPr>
           <w:b/>
         </w:rPr>
-        <w:t>Inflammation–organ damage spiral</w:t>
-      </w:r>
-      <w:r>
-        <w:t>: Chronic inflammation → tissue damage → inflammatory mediator release</w:t>
+        <w:t>Inflammation–organ damage cycle</w:t>
+      </w:r>
+      <w:r>
+        <w:t>: Chronic inflammation → tissue damage → inflammatory mediator release → further inflammation</w:t>
       </w:r>
     </w:p>
     <w:p>
@@ -159,7 +164,7 @@
         <w:pStyle w:val="Heading2"/>
       </w:pPr>
       <w:r>
-        <w:t>1.2 Our Contribution: Ensemble Causal Discovery (ECD)</w:t>
+        <w:t>1.2 Our Contribution: HIKONE</w:t>
       </w:r>
     </w:p>
     <w:p>
@@ -170,7 +175,7 @@
         <w:rPr>
           <w:b/>
         </w:rPr>
-        <w:t>Ensemble Causal Discovery (ECD)</w:t>
+        <w:t>HIKONE (Hodge-Integrated Knowledge-Optional Network Estimation)</w:t>
       </w:r>
       <w:r>
         <w:t>, a pipeline that resolves this tension by combining the strengths of multiple methods:</w:t>
@@ -246,7 +251,7 @@
               <w:rPr>
                 <w:sz w:val="18"/>
               </w:rPr>
-              <w:t>LiNGAM</w:t>
+              <w:t>LiNGAM [3]</w:t>
             </w:r>
           </w:p>
         </w:tc>
@@ -260,7 +265,7 @@
               <w:rPr>
                 <w:sz w:val="18"/>
               </w:rPr>
-              <w:t>Identifiability guarantee</w:t>
+              <w:t>Identifiability guarantee from cross-sectional data</w:t>
             </w:r>
           </w:p>
         </w:tc>
@@ -334,7 +339,7 @@
               <w:rPr>
                 <w:sz w:val="18"/>
               </w:rPr>
-              <w:t>ECD (this paper)</w:t>
+              <w:t>HIKONE (this paper)</w:t>
             </w:r>
           </w:p>
         </w:tc>
@@ -393,7 +398,7 @@
     </w:p>
     <w:p>
       <w:r>
-        <w:t>§2 provides a brief overview of the spectral causality framework (see [7] for full mathematical details). §3 presents the ECD pipeline and its complementarity with existing methods. §4 develops the interventionability score linking causal potential to clinical actionability. §5 presents the empirical illustration on the UCI Heart Disease dataset. §6 provides the structural comparison between LiNGAM and spectral causality ("informational direction" vs. "interventional causation"). §7 presents the DAG transition analysis. §8 details the cyclic pruning strategy and practical deployment pipeline. §9 discusses related work. §10 concludes with future directions.</w:t>
+        <w:t>§2 provides a brief overview of the spectral causality framework (see [7] for full mathematical details). §3 presents the HIKONE pipeline and its complementarity with existing methods. §4 develops the interventionability score linking causal potential to clinical actionability. §5 presents the empirical illustration on the UCI Heart Disease dataset. §6 provides the structural comparison between LiNGAM and spectral causality ("informational direction" vs. "interventional causation"). §7 presents the DAG transition analysis. §8 details the cyclic pruning strategy and practical deployment pipeline. §9 discusses related work. §10 concludes with future directions.</w:t>
       </w:r>
     </w:p>
     <w:p>
@@ -623,7 +628,7 @@
         <w:pStyle w:val="Heading1"/>
       </w:pPr>
       <w:r>
-        <w:t>3. The ECD Framework: Complementarity and Augmentative Extensibility</w:t>
+        <w:t>3. The HIKONE Framework: Complementarity and Augmentative Extensibility</w:t>
       </w:r>
     </w:p>
     <w:p>
@@ -684,12 +689,12 @@
           <w:i/>
           <w:sz w:val="18"/>
         </w:rPr>
-        <w:t>Figure 1. Hill's nine criteria coverage. ECD (purple) achieves broader coverage than any single method.</w:t>
+        <w:t>Figure 1. Hill's nine criteria coverage. HIKONE (purple) achieves broader coverage than any single method.</w:t>
       </w:r>
     </w:p>
     <w:p>
       <w:r>
-        <w:t xml:space="preserve">ECD is built on the observation that existing causal methods have </w:t>
+        <w:t xml:space="preserve">HIKONE is built on the observation that existing causal methods have </w:t>
       </w:r>
       <w:r>
         <w:rPr>
@@ -698,7 +703,19 @@
         <w:t>complementary, not overlapping</w:t>
       </w:r>
       <w:r>
-        <w:t xml:space="preserve"> coverage of the requirements for robust causal inference. No single method satisfies all of Hill's nine criteria [8] (Figure 1):</w:t>
+        <w:t xml:space="preserve"> coverage of the requirements for robust causal inference. No single method satisfies all of Hill's nine criteria [8]. Table 1 summarizes the coverage of each method, and Figure 1 visualizes this as a radar chart.</w:t>
+      </w:r>
+    </w:p>
+    <w:p>
+      <w:r/>
+      <w:r>
+        <w:rPr>
+          <w:b/>
+        </w:rPr>
+        <w:t>Table 1</w:t>
+      </w:r>
+      <w:r>
+        <w:t>: Hill's nine criteria coverage by method.</w:t>
       </w:r>
     </w:p>
     <w:tbl>
@@ -803,7 +820,7 @@
                 <w:b/>
                 <w:sz w:val="18"/>
               </w:rPr>
-              <w:t>ECD</w:t>
+              <w:t>HIKONE</w:t>
             </w:r>
           </w:p>
         </w:tc>
@@ -1591,7 +1608,7 @@
     </w:p>
     <w:p>
       <w:r>
-        <w:t>Spectral causality uniquely contributes H6, H7, and H9 through the utility function's encoding of biological plausibility, systemic coherence (via Hodge decomposition), and structural analogy (via graph spectral similarity).</w:t>
+        <w:t>Spectral causality uniquely contributes H6, H7, and H9 through systemic coherence (via Hodge decomposition) and structural analogy (via graph spectral similarity).</w:t>
       </w:r>
     </w:p>
     <w:p>
@@ -1604,7 +1621,7 @@
     </w:p>
     <w:p>
       <w:r>
-        <w:t xml:space="preserve">The ECD pipeline enables </w:t>
+        <w:t xml:space="preserve">The HIKONE pipeline enables </w:t>
       </w:r>
       <w:r>
         <w:rPr>
@@ -1685,7 +1702,7 @@
         <w:pStyle w:val="ListBullet"/>
       </w:pPr>
       <w:r>
-        <w:t>Provide interventionability scores via causal potential φ</w:t>
+        <w:t>Provide interventionability scores via HIKONE's causal potential φ</w:t>
       </w:r>
     </w:p>
     <w:p>
@@ -1693,7 +1710,7 @@
         <w:pStyle w:val="ListBullet"/>
       </w:pPr>
       <w:r>
-        <w:t>Evaluate Hill H6/H7/H9 via utility function</w:t>
+        <w:t>Evaluate Hill H6/H7/H9 via spectral structure</w:t>
       </w:r>
     </w:p>
     <w:p>
@@ -1702,6 +1719,73 @@
       </w:pPr>
       <w:r>
         <w:t>3.3 Complementarity with Granger Causality and Transfer Entropy</w:t>
+      </w:r>
+    </w:p>
+    <w:p>
+      <w:r>
+        <w:t xml:space="preserve">Granger causality and transfer entropy address causal inference from fundamentally different data modalities. </w:t>
+      </w:r>
+      <w:r>
+        <w:rPr>
+          <w:b/>
+        </w:rPr>
+        <w:t>Granger causality</w:t>
+      </w:r>
+      <w:r>
+        <w:t xml:space="preserve"> [13] operates on </w:t>
+      </w:r>
+      <w:r>
+        <w:rPr>
+          <w:b/>
+        </w:rPr>
+        <w:t>longitudinal (time-series) data</w:t>
+      </w:r>
+      <w:r>
+        <w:t xml:space="preserve">, identifying causal direction through temporal precedence: if past values of X improve prediction of future Y beyond Y's own past, then X "Granger-causes" Y. </w:t>
+      </w:r>
+      <w:r>
+        <w:rPr>
+          <w:b/>
+        </w:rPr>
+        <w:t>Transfer entropy</w:t>
+      </w:r>
+      <w:r>
+        <w:t xml:space="preserve"> [14], while also an information-theoretic measure applicable to time series, can be adapted to </w:t>
+      </w:r>
+      <w:r>
+        <w:rPr>
+          <w:b/>
+        </w:rPr>
+        <w:t>cross-sectional settings</w:t>
+      </w:r>
+      <w:r>
+        <w:t xml:space="preserve"> through conditional entropy estimation, measuring directed information flow without assuming linearity.</w:t>
+      </w:r>
+    </w:p>
+    <w:p>
+      <w:r>
+        <w:t xml:space="preserve">Spectral causality occupies a distinct niche: it extracts causal direction from </w:t>
+      </w:r>
+      <w:r>
+        <w:rPr>
+          <w:b/>
+        </w:rPr>
+        <w:t>cross-sectional data</w:t>
+      </w:r>
+      <w:r>
+        <w:t xml:space="preserve"> through structural asymmetry (DPI), complementing the temporal approaches. Table 2 summarizes these complementary perspectives.</w:t>
+      </w:r>
+    </w:p>
+    <w:p>
+      <w:r/>
+      <w:r>
+        <w:rPr>
+          <w:b/>
+        </w:rPr>
+        <w:t>Table 2</w:t>
+      </w:r>
+      <w:r>
+        <w:t>: Complementarity with Granger causality and transfer entropy.</w:t>
       </w:r>
     </w:p>
     <w:tbl>
@@ -1712,15 +1796,16 @@
         <w:tblLook w:firstColumn="1" w:firstRow="1" w:lastColumn="0" w:lastRow="0" w:noHBand="0" w:noVBand="1" w:val="04A0"/>
       </w:tblPr>
       <w:tblGrid>
-        <w:gridCol w:w="2160"/>
-        <w:gridCol w:w="2160"/>
-        <w:gridCol w:w="2160"/>
-        <w:gridCol w:w="2160"/>
+        <w:gridCol w:w="1728"/>
+        <w:gridCol w:w="1728"/>
+        <w:gridCol w:w="1728"/>
+        <w:gridCol w:w="1728"/>
+        <w:gridCol w:w="1728"/>
       </w:tblGrid>
       <w:tr>
         <w:tc>
           <w:tcPr>
-            <w:tcW w:type="dxa" w:w="2160"/>
+            <w:tcW w:type="dxa" w:w="1728"/>
           </w:tcPr>
           <w:p>
             <w:r/>
@@ -1735,7 +1820,7 @@
         </w:tc>
         <w:tc>
           <w:tcPr>
-            <w:tcW w:type="dxa" w:w="2160"/>
+            <w:tcW w:type="dxa" w:w="1728"/>
           </w:tcPr>
           <w:p>
             <w:r/>
@@ -1750,7 +1835,7 @@
         </w:tc>
         <w:tc>
           <w:tcPr>
-            <w:tcW w:type="dxa" w:w="2160"/>
+            <w:tcW w:type="dxa" w:w="1728"/>
           </w:tcPr>
           <w:p>
             <w:r/>
@@ -1759,13 +1844,28 @@
                 <w:b/>
                 <w:sz w:val="18"/>
               </w:rPr>
+              <w:t>Transfer Entropy</w:t>
+            </w:r>
+          </w:p>
+        </w:tc>
+        <w:tc>
+          <w:tcPr>
+            <w:tcW w:type="dxa" w:w="1728"/>
+          </w:tcPr>
+          <w:p>
+            <w:r/>
+            <w:r>
+              <w:rPr>
+                <w:b/>
+                <w:sz w:val="18"/>
+              </w:rPr>
               <w:t>Spectral Causality</w:t>
             </w:r>
           </w:p>
         </w:tc>
         <w:tc>
           <w:tcPr>
-            <w:tcW w:type="dxa" w:w="2160"/>
+            <w:tcW w:type="dxa" w:w="1728"/>
           </w:tcPr>
           <w:p>
             <w:r/>
@@ -1774,7 +1874,7 @@
                 <w:b/>
                 <w:sz w:val="18"/>
               </w:rPr>
-              <w:t>Integration path</w:t>
+              <w:t>HIKONE</w:t>
             </w:r>
           </w:p>
         </w:tc>
@@ -1782,7 +1882,7 @@
       <w:tr>
         <w:tc>
           <w:tcPr>
-            <w:tcW w:type="dxa" w:w="2160"/>
+            <w:tcW w:type="dxa" w:w="1728"/>
           </w:tcPr>
           <w:p>
             <w:r/>
@@ -1796,7 +1896,7 @@
         </w:tc>
         <w:tc>
           <w:tcPr>
-            <w:tcW w:type="dxa" w:w="2160"/>
+            <w:tcW w:type="dxa" w:w="1728"/>
           </w:tcPr>
           <w:p>
             <w:r/>
@@ -1810,7 +1910,21 @@
         </w:tc>
         <w:tc>
           <w:tcPr>
-            <w:tcW w:type="dxa" w:w="2160"/>
+            <w:tcW w:type="dxa" w:w="1728"/>
+          </w:tcPr>
+          <w:p>
+            <w:r/>
+            <w:r>
+              <w:rPr>
+                <w:sz w:val="18"/>
+              </w:rPr>
+              <w:t>Time series / cross-sectional</w:t>
+            </w:r>
+          </w:p>
+        </w:tc>
+        <w:tc>
+          <w:tcPr>
+            <w:tcW w:type="dxa" w:w="1728"/>
           </w:tcPr>
           <w:p>
             <w:r/>
@@ -1824,15 +1938,15 @@
         </w:tc>
         <w:tc>
           <w:tcPr>
-            <w:tcW w:type="dxa" w:w="2160"/>
-          </w:tcPr>
-          <w:p>
-            <w:r/>
-            <w:r>
-              <w:rPr>
-                <w:sz w:val="18"/>
-              </w:rPr>
-              <w:t>Temporal spectral graph</w:t>
+            <w:tcW w:type="dxa" w:w="1728"/>
+          </w:tcPr>
+          <w:p>
+            <w:r/>
+            <w:r>
+              <w:rPr>
+                <w:sz w:val="18"/>
+              </w:rPr>
+              <w:t>Cross-sectional + optional longitudinal</w:t>
             </w:r>
           </w:p>
         </w:tc>
@@ -1840,7 +1954,7 @@
       <w:tr>
         <w:tc>
           <w:tcPr>
-            <w:tcW w:type="dxa" w:w="2160"/>
+            <w:tcW w:type="dxa" w:w="1728"/>
           </w:tcPr>
           <w:p>
             <w:r/>
@@ -1854,7 +1968,7 @@
         </w:tc>
         <w:tc>
           <w:tcPr>
-            <w:tcW w:type="dxa" w:w="2160"/>
+            <w:tcW w:type="dxa" w:w="1728"/>
           </w:tcPr>
           <w:p>
             <w:r/>
@@ -1868,7 +1982,21 @@
         </w:tc>
         <w:tc>
           <w:tcPr>
-            <w:tcW w:type="dxa" w:w="2160"/>
+            <w:tcW w:type="dxa" w:w="1728"/>
+          </w:tcPr>
+          <w:p>
+            <w:r/>
+            <w:r>
+              <w:rPr>
+                <w:sz w:val="18"/>
+              </w:rPr>
+              <w:t>Information flow asymmetry</w:t>
+            </w:r>
+          </w:p>
+        </w:tc>
+        <w:tc>
+          <w:tcPr>
+            <w:tcW w:type="dxa" w:w="1728"/>
           </w:tcPr>
           <w:p>
             <w:r/>
@@ -1882,15 +2010,15 @@
         </w:tc>
         <w:tc>
           <w:tcPr>
-            <w:tcW w:type="dxa" w:w="2160"/>
-          </w:tcPr>
-          <w:p>
-            <w:r/>
-            <w:r>
-              <w:rPr>
-                <w:sz w:val="18"/>
-              </w:rPr>
-              <w:t>Combine temporal + structural</w:t>
+            <w:tcW w:type="dxa" w:w="1728"/>
+          </w:tcPr>
+          <w:p>
+            <w:r/>
+            <w:r>
+              <w:rPr>
+                <w:sz w:val="18"/>
+              </w:rPr>
+              <w:t>Combine structural + optional temporal</w:t>
             </w:r>
           </w:p>
         </w:tc>
@@ -1898,7 +2026,7 @@
       <w:tr>
         <w:tc>
           <w:tcPr>
-            <w:tcW w:type="dxa" w:w="2160"/>
+            <w:tcW w:type="dxa" w:w="1728"/>
           </w:tcPr>
           <w:p>
             <w:r/>
@@ -1912,7 +2040,7 @@
         </w:tc>
         <w:tc>
           <w:tcPr>
-            <w:tcW w:type="dxa" w:w="2160"/>
+            <w:tcW w:type="dxa" w:w="1728"/>
           </w:tcPr>
           <w:p>
             <w:r/>
@@ -1926,7 +2054,21 @@
         </w:tc>
         <w:tc>
           <w:tcPr>
-            <w:tcW w:type="dxa" w:w="2160"/>
+            <w:tcW w:type="dxa" w:w="1728"/>
+          </w:tcPr>
+          <w:p>
+            <w:r/>
+            <w:r>
+              <w:rPr>
+                <w:sz w:val="18"/>
+              </w:rPr>
+              <w:t>Pairwise information transfer</w:t>
+            </w:r>
+          </w:p>
+        </w:tc>
+        <w:tc>
+          <w:tcPr>
+            <w:tcW w:type="dxa" w:w="1728"/>
           </w:tcPr>
           <w:p>
             <w:r/>
@@ -1940,15 +2082,15 @@
         </w:tc>
         <w:tc>
           <w:tcPr>
-            <w:tcW w:type="dxa" w:w="2160"/>
-          </w:tcPr>
-          <w:p>
-            <w:r/>
-            <w:r>
-              <w:rPr>
-                <w:sz w:val="18"/>
-              </w:rPr>
-              <w:t>Multi-scale analysis</w:t>
+            <w:tcW w:type="dxa" w:w="1728"/>
+          </w:tcPr>
+          <w:p>
+            <w:r/>
+            <w:r>
+              <w:rPr>
+                <w:sz w:val="18"/>
+              </w:rPr>
+              <w:t>Multi-scale ensemble</w:t>
             </w:r>
           </w:p>
         </w:tc>
@@ -1956,7 +2098,7 @@
       <w:tr>
         <w:tc>
           <w:tcPr>
-            <w:tcW w:type="dxa" w:w="2160"/>
+            <w:tcW w:type="dxa" w:w="1728"/>
           </w:tcPr>
           <w:p>
             <w:r/>
@@ -1970,7 +2112,7 @@
         </w:tc>
         <w:tc>
           <w:tcPr>
-            <w:tcW w:type="dxa" w:w="2160"/>
+            <w:tcW w:type="dxa" w:w="1728"/>
           </w:tcPr>
           <w:p>
             <w:r/>
@@ -1984,7 +2126,21 @@
         </w:tc>
         <w:tc>
           <w:tcPr>
-            <w:tcW w:type="dxa" w:w="2160"/>
+            <w:tcW w:type="dxa" w:w="1728"/>
+          </w:tcPr>
+          <w:p>
+            <w:r/>
+            <w:r>
+              <w:rPr>
+                <w:sz w:val="18"/>
+              </w:rPr>
+              <w:t>Bidirectional TE comparison</w:t>
+            </w:r>
+          </w:p>
+        </w:tc>
+        <w:tc>
+          <w:tcPr>
+            <w:tcW w:type="dxa" w:w="1728"/>
           </w:tcPr>
           <w:p>
             <w:r/>
@@ -1998,7 +2154,7 @@
         </w:tc>
         <w:tc>
           <w:tcPr>
-            <w:tcW w:type="dxa" w:w="2160"/>
+            <w:tcW w:type="dxa" w:w="1728"/>
           </w:tcPr>
           <w:p>
             <w:r/>
@@ -2014,15 +2170,8 @@
     </w:tbl>
     <w:p/>
     <w:p>
-      <w:r/>
-      <w:r>
-        <w:rPr>
-          <w:b/>
-        </w:rPr>
-        <w:t>Transfer Entropy (TE)</w:t>
-      </w:r>
-      <w:r>
-        <w:t xml:space="preserve"> [13] as a DPI extension: TE provides a non-linear, information-theoretic measure of directed information flow. It can be incorporated as a fourth DPI component: ÂTE(i,j) = rank-normalize(TE(Xᵢ → Xⱼ) - TE(Xⱼ → Xᵢ)).</w:t>
+      <w:r>
+        <w:t>Transfer entropy can be incorporated as a fourth DPI component: ÂTE(i,j) = rank-normalize(TE(Xᵢ → Xⱼ) - TE(Xⱼ → Xᵢ)), enabling HIKONE to seamlessly integrate temporal information when longitudinal data becomes available.</w:t>
       </w:r>
     </w:p>
     <w:p>
@@ -2277,7 +2426,7 @@
     <w:p/>
     <w:p>
       <w:r>
-        <w:t xml:space="preserve">ECD </w:t>
+        <w:t xml:space="preserve">HIKONE </w:t>
       </w:r>
       <w:r>
         <w:rPr>
@@ -2347,7 +2496,7 @@
           <w:i/>
           <w:sz w:val="18"/>
         </w:rPr>
-        <w:t>Figure 2. Four-step ECD deployment pipeline: LiNGAM bootstrap → DPI spectral analysis → Hodge decomposition → Interventionability scoring.</w:t>
+        <w:t>Figure 2. Four-step HIKONE deployment pipeline: LiNGAM bootstrap → DPI spectral analysis → Hodge decomposition → Interventionability scoring.</w:t>
       </w:r>
     </w:p>
     <w:p>
@@ -2908,7 +3057,7 @@
               <w:rPr>
                 <w:sz w:val="18"/>
               </w:rPr>
-              <w:t>ECD (two-stage rocket)</w:t>
+              <w:t>HIKONE (two-stage rocket)</w:t>
             </w:r>
           </w:p>
         </w:tc>
@@ -3068,7 +3217,7 @@
               <w:rPr>
                 <w:sz w:val="18"/>
               </w:rPr>
-              <w:t>Full ECD ensemble</w:t>
+              <w:t>Full HIKONE ensemble</w:t>
             </w:r>
           </w:p>
         </w:tc>
@@ -3112,7 +3261,7 @@
         <w:t>Figure 2</w:t>
       </w:r>
       <w:r>
-        <w:t>: The four-step ECD deployment pipeline. Step 1: LiNGAM bootstrap (1000 iterations) produces a causal DAG with edge confidences. Step 2: DPI-augmented spectral analysis constructs a directed cyclic graph. Step 3: Hodge decomposition separates gradient (DAG) and curl (feedback) components, yielding causal potential φ. Step 4: Interventionability scoring maps φ to clinical actionability ι. Bottom: Hill's nine criteria coverage achieved by the ensemble.</w:t>
+        <w:t>: The four-step HIKONE deployment pipeline. Step 1: LiNGAM bootstrap (1000 iterations) produces a causal DAG with edge confidences. Step 2: DPI-augmented spectral analysis constructs a directed cyclic graph. Step 3: Hodge decomposition separates gradient (DAG) and curl (feedback) components, yielding causal potential φ. Step 4: Interventionability scoring maps φ to clinical actionability ι. Bottom: Hill's nine criteria coverage achieved by the ensemble.</w:t>
       </w:r>
     </w:p>
     <w:p>
@@ -3133,7 +3282,7 @@
     </w:p>
     <w:p>
       <w:r>
-        <w:t xml:space="preserve">A key clinical insight emerges from the Hodge causal potential φ: </w:t>
+        <w:t xml:space="preserve">A key clinical insight emerges from HIKONE's Hodge causal potential φ: </w:t>
       </w:r>
       <w:r>
         <w:rPr>
@@ -3644,7 +3793,7 @@
     </w:p>
     <w:p>
       <w:r>
-        <w:t xml:space="preserve">The ECD pipeline produces a </w:t>
+        <w:t xml:space="preserve">The HIKONE pipeline produces a </w:t>
       </w:r>
       <w:r>
         <w:rPr>
@@ -3792,7 +3941,7 @@
     </w:p>
     <w:p>
       <w:r>
-        <w:t>We use the UCI Heart Disease Dataset (Cleveland subset; Detrano et al. [14]):</w:t>
+        <w:t>We use the UCI Heart Disease Dataset (Cleveland subset; Detrano et al. [15]):</w:t>
       </w:r>
     </w:p>
     <w:p>
@@ -3849,8 +3998,15 @@
       </w:r>
     </w:p>
     <w:p>
-      <w:r>
-        <w:t>DirectLiNGAM [4] estimates the causal order: Age → MaxHR → STDep → RestBP → Chol (Figure 4).</w:t>
+      <w:r/>
+      <w:r>
+        <w:rPr>
+          <w:b/>
+        </w:rPr>
+        <w:t>DirectLiNGAM (Direct Method for Linear Non-Gaussian Structural Equation Model)</w:t>
+      </w:r>
+      <w:r>
+        <w:t xml:space="preserve"> [4] estimates the causal order: Age → MaxHR → STDep → RestBP → Chol (Figure 4).</w:t>
       </w:r>
     </w:p>
     <w:p>
@@ -3887,7 +4043,7 @@
         <w:pStyle w:val="Heading2"/>
       </w:pPr>
       <w:r>
-        <w:t>5.3 ECD Pipeline Application</w:t>
+        <w:t>5.3 HIKONE Pipeline Application</w:t>
       </w:r>
     </w:p>
     <w:p>
@@ -4208,7 +4364,7 @@
     </w:p>
     <w:p>
       <w:r>
-        <w:t>This demonstrates that ECD can perform causal direction estimation from data alone, with domain knowledge providing smooth improvement (0.581 → 0.859).</w:t>
+        <w:t>This demonstrates that HIKONE can perform causal direction estimation from data alone (the "Knowledge-Optional" property), with domain knowledge providing smooth improvement (0.581 → 0.859).</w:t>
       </w:r>
     </w:p>
     <w:p>
@@ -4282,7 +4438,7 @@
     </w:p>
     <w:p>
       <w:r>
-        <w:t>Comparing causal directions estimated by LiNGAM (DAG), spectral causality (α = 0.6), and DPI (α = 0) (Figure 5):</w:t>
+        <w:t>Comparing causal directions estimated by three approaches—LiNGAM (DAG-based interventional causation), spectral causality (α = 0.6, HIKONE's Hodge potential and DPI components), and DPI alone (α = 0, HIKONE's knowledge-optional mode)—reveals systematic patterns (Figure 5):</w:t>
       </w:r>
     </w:p>
     <w:tbl>
@@ -4341,7 +4497,7 @@
                 <w:b/>
                 <w:sz w:val="18"/>
               </w:rPr>
-              <w:t>Spectral (α=0.6)</w:t>
+              <w:t>HIKONE Spectral (α=0.6)</w:t>
             </w:r>
           </w:p>
         </w:tc>
@@ -4356,7 +4512,7 @@
                 <w:b/>
                 <w:sz w:val="18"/>
               </w:rPr>
-              <w:t>DPI (α=0)</w:t>
+              <w:t>HIKONE DPI (α=0)</w:t>
             </w:r>
           </w:p>
         </w:tc>
@@ -4873,7 +5029,7 @@
     </w:p>
     <w:p>
       <w:r>
-        <w:t xml:space="preserve">When spectral causality suggests a direction opposite to LiNGAM (Figure 6), this is </w:t>
+        <w:t xml:space="preserve">When HIKONE's spectral component suggests a direction opposite to LiNGAM (Figure 6), this is </w:t>
       </w:r>
       <w:r>
         <w:rPr>
@@ -4916,7 +5072,7 @@
         <w:rPr>
           <w:b/>
         </w:rPr>
-        <w:t>Spectral causality (Level 1.5)</w:t>
+        <w:t>HIKONE's spectral causality (Level 1.5)</w:t>
       </w:r>
       <w:r>
         <w:t xml:space="preserve">: "Does knowing Xᵢ reduce uncertainty about Xⱼ more than the reverse?" — </w:t>
@@ -6059,7 +6215,7 @@
     </w:p>
     <w:p>
       <w:r>
-        <w:t xml:space="preserve">DAGs are mathematically convenient, but clinically, cyclic models are often more accurate. The ECD framework does not force a DAG; instead, it </w:t>
+        <w:t xml:space="preserve">DAGs are mathematically convenient, but clinically, cyclic models are often more accurate. The HIKONE framework does not force a DAG; instead, it </w:t>
       </w:r>
       <w:r>
         <w:rPr>
@@ -6129,7 +6285,7 @@
           <w:i/>
           <w:sz w:val="18"/>
         </w:rPr>
-        <w:t>Figure 7. ECD ensemble and pruning analysis with edge-level feedback rates.</w:t>
+        <w:t>Figure 7. HIKONE ensemble and pruning analysis with edge-level feedback rates.</w:t>
       </w:r>
     </w:p>
     <w:tbl>
@@ -6900,7 +7056,7 @@
         <w:pStyle w:val="Heading2"/>
       </w:pPr>
       <w:r>
-        <w:t>8.4 The ECD Deployment Pipeline</w:t>
+        <w:t>8.4 The HIKONE Deployment Pipeline</w:t>
       </w:r>
     </w:p>
     <w:p>
@@ -6937,7 +7093,7 @@
         <w:rPr>
           <w:b/>
         </w:rPr>
-        <w:t>ECD injection</w:t>
+        <w:t>HIKONE injection</w:t>
       </w:r>
       <w:r>
         <w:t xml:space="preserve"> (α = 0.01–0.1): Set retained LiNGAM edges as CLᵢNGAM</w:t>
@@ -7139,7 +7295,7 @@
               <w:rPr>
                 <w:sz w:val="18"/>
               </w:rPr>
-              <w:t>ECD (α = 0.01–0.1)</w:t>
+              <w:t>HIKONE (α = 0.01–0.1)</w:t>
             </w:r>
           </w:p>
         </w:tc>
@@ -7279,7 +7435,7 @@
     </w:p>
     <w:p>
       <w:r>
-        <w:t>NOTEARS [15] and GOLEM [16] formulate DAG structure learning as continuous optimization with acyclicity constraints. M'Charrak et al. [17] proposed DAG learning for possibly cyclic graphical models in JCI (2025), directly addressing the feedback problem from an optimization perspective.</w:t>
+        <w:t>NOTEARS [16] and GOLEM [17] formulate DAG structure learning as continuous optimization with acyclicity constraints. M'Charrak et al. [18] proposed DAG learning for possibly cyclic graphical models in JCI (2025), directly addressing the feedback problem from an optimization perspective.</w:t>
       </w:r>
     </w:p>
     <w:p>
@@ -7292,7 +7448,7 @@
     </w:p>
     <w:p>
       <w:r>
-        <w:t>Jiang et al. [12] established the theoretical foundation for Hodge decomposition on graphs. Maehara &amp; Ohkawa [18] extended this to single-cell RNA sequencing data (ddHodge; Nature Communications, 2025), demonstrating the power of Hodge decomposition for biological flow analysis.</w:t>
+        <w:t>Jiang et al. [12] established the theoretical foundation for Hodge decomposition on graphs. Maehara &amp; Ohkawa [19] extended this to single-cell RNA sequencing data (ddHodge; Nature Communications, 2025), demonstrating the power of Hodge decomposition for biological flow analysis.</w:t>
       </w:r>
     </w:p>
     <w:p>
@@ -7305,7 +7461,7 @@
     </w:p>
     <w:p>
       <w:r>
-        <w:t>Le, Xia &amp; Chen [19] proposed MAC (Multi-Agent Causal discovery) using LLM agents. These approaches can provide additional DPI components via knowledge-graph-based causal scoring.</w:t>
+        <w:t>Le, Xia &amp; Chen [20] proposed MAC (Multi-Agent Causal discovery) using LLM agents. These approaches can provide additional DPI components via knowledge-graph-based causal scoring.</w:t>
       </w:r>
     </w:p>
     <w:p>
@@ -7318,7 +7474,7 @@
     </w:p>
     <w:p>
       <w:r>
-        <w:t>Liu et al. [20] conducted a scoping review of causal discovery methods in observational medical research, identifying the gap between method sophistication and clinical adoption that ECD aims to bridge.</w:t>
+        <w:t>Liu et al. [21] conducted a scoping review of causal discovery methods in observational medical research, identifying the gap between method sophistication and clinical adoption that HIKONE aims to bridge.</w:t>
       </w:r>
     </w:p>
     <w:p>
@@ -7339,7 +7495,7 @@
     </w:p>
     <w:p>
       <w:r>
-        <w:t>The most practically significant finding of ECD is the correspondence between the Hodge causal potential φ and clinical interventionability ι. This correspondence is not merely correlational—it reflects a structural property of causal systems: exogenous (upstream) variables resist within-system intervention precisely because they are not caused by other variables in the system.</w:t>
+        <w:t>The most practically significant finding of HIKONE is the correspondence between the Hodge causal potential φ and clinical interventionability ι. This correspondence is not merely correlational—it reflects a structural property of causal systems: exogenous (upstream) variables resist within-system intervention precisely because they are not caused by other variables in the system.</w:t>
       </w:r>
     </w:p>
     <w:p>
@@ -7349,7 +7505,7 @@
     </w:p>
     <w:p>
       <w:r>
-        <w:t>This has implications beyond retrospective validation. In clinical settings where the causal structure is less well-understood—rare diseases, complex multi-morbidity, or drug repurposing scenarios—the φ → ι mapping provides a principled, data-driven approach to identifying which variables are most amenable to intervention. Rather than relying solely on domain expertise (which may be unavailable or incomplete), ECD generates actionable hypotheses about treatment targets from observational data alone.</w:t>
+        <w:t>This has implications beyond retrospective validation. In clinical settings where the causal structure is less well-understood—rare diseases, complex multi-morbidity, or drug repurposing scenarios—the φ → ι mapping provides a principled, data-driven approach to identifying which variables are most amenable to intervention. Rather than relying solely on domain expertise (which may be unavailable or incomplete), HIKONE generates actionable hypotheses about treatment targets from observational data alone.</w:t>
       </w:r>
     </w:p>
     <w:p>
@@ -7357,22 +7513,49 @@
         <w:pStyle w:val="Heading2"/>
       </w:pPr>
       <w:r>
-        <w:t>10.2 Why Feedback Tolerance Matters for Clinical Validity</w:t>
+        <w:t>10.2 Non-Interventionable Risk Factors and Causal Incoherence</w:t>
       </w:r>
     </w:p>
     <w:p>
       <w:r>
-        <w:t>The DAG assumption, while mathematically convenient for identifiability [3, 4], systematically misrepresents biological reality. In our analysis, the MaxHR ↔ STDepression edge exhibited a 73% feedback rate—meaning that nearly three-quarters of the causal flow between these variables is bidirectional. LiNGAM's DAG representation forces this into a unidirectional MaxHR → STDepression relationship, which is only part of the clinical picture.</w:t>
+        <w:t xml:space="preserve">The observation that upstream variables are necessarily non-interventionable has deeper structural implications. In the HIKONE framework, variables with φ ≈ 0 (maximal upstream position) and ι ≈ 0 (non-interventionable) are </w:t>
+      </w:r>
+      <w:r>
+        <w:rPr>
+          <w:b/>
+        </w:rPr>
+        <w:t>non-interventionable risk factors</w:t>
+      </w:r>
+      <w:r>
+        <w:t>—they exert causal influence throughout the system but cannot themselves be modified.</w:t>
       </w:r>
     </w:p>
     <w:p>
       <w:r>
-        <w:t>The feedback loop between exercise tolerance and myocardial ischemia is one of the best-documented pathophysiological cycles in cardiology: reduced exercise capacity (low MaxHR) leads to deconditioning, which worsens ischemic response (higher STDepression), which in turn further limits exercise tolerance. This is precisely the type of clinical feedback that guides treatment decisions—cardiac rehabilitation programs target this specific cycle. By quantifying this feedback at 73%, ECD provides clinicians with information that no DAG-based method can offer.</w:t>
+        <w:t xml:space="preserve">These non-interventionable risk factors are precisely what generates </w:t>
+      </w:r>
+      <w:r>
+        <w:rPr>
+          <w:b/>
+        </w:rPr>
+        <w:t>causal incoherence</w:t>
+      </w:r>
+      <w:r>
+        <w:t xml:space="preserve"> in the Hodge decomposition. When a variable like Age sits at the causal root, its influence propagates through all downstream pathways, but the impossibility of intervening on Age means that the system cannot be "corrected" at its source. This creates an inherent tension: the strongest causal drivers are the least actionable. Clinically, this manifests as the well-known distinction between modifiable and non-modifiable risk factors in cardiovascular medicine—but HIKONE provides a mathematical formalization of this distinction through φ.</w:t>
       </w:r>
     </w:p>
     <w:p>
       <w:r>
-        <w:t>More broadly, feedback tolerance addresses a fundamental tension in causal inference for medicine. The mathematical rigor of DAG-based methods comes at the cost of clinical fidelity. ECD resolves this by preserving LiNGAM's identifiability guarantees for predominantly unidirectional edges (e.g., Age → RestBP: 0% feedback, Age → Cholesterol: 1% feedback) while honestly reporting the degree of bidirectionality where it exists. The purpose-dependent pruning thresholds (§8.3) operationalize this—a causal ordering task can safely ignore moderate feedback, but a pathophysiology model should retain it.</w:t>
+        <w:t xml:space="preserve">The practical consequence is that non-interventionable risk factors should be treated as </w:t>
+      </w:r>
+      <w:r>
+        <w:rPr>
+          <w:b/>
+        </w:rPr>
+        <w:t>stratification variables</w:t>
+      </w:r>
+      <w:r>
+        <w:t xml:space="preserve"> rather than treatment targets: patients should be grouped by their non-modifiable risk profile (Age, genetic factors), and treatment strategies should focus on downstream, interventionable variables (Cholesterol, RestingBP) within each stratum. HIKONE's φ-ι mapping operationalizes this stratification by automatically identifying which variables belong in which category.</w:t>
       </w:r>
     </w:p>
     <w:p>
@@ -7380,63 +7563,22 @@
         <w:pStyle w:val="Heading2"/>
       </w:pPr>
       <w:r>
-        <w:t>10.3 Interpreting Disagreement Between Methods</w:t>
+        <w:t>10.3 Why Feedback Tolerance Matters for Clinical Validity</w:t>
       </w:r>
     </w:p>
     <w:p>
       <w:r>
-        <w:t>The 33% disagreement rate between DPI (α = 0) and LiNGAM is not a limitation but a feature. As detailed in §6.2, the two methods capture fundamentally different types of causal relationship: LiNGAM identifies interventional causation (Level 2 on Pearl's causal ladder [1]), while spectral causality captures informational direction (Level 1.5).</w:t>
+        <w:t>The DAG assumption, while mathematically convenient for identifiability [3, 4], systematically misrepresents biological reality. In our analysis, the MaxHR ↔ STDepression edge exhibited a 73% feedback rate—meaning that nearly three-quarters of the causal flow between these variables is bidirectional. LiNGAM's DAG representation forces this into a unidirectional MaxHR → STDepression relationship, which is only part of the clinical picture.</w:t>
       </w:r>
     </w:p>
     <w:p>
       <w:r>
-        <w:t xml:space="preserve">The Cholesterol → Age direction estimated by DPI illustrates this distinction. LiNGAM correctly identifies that aging </w:t>
-      </w:r>
-      <w:r>
-        <w:rPr>
-          <w:i/>
-        </w:rPr>
-        <w:t>causes</w:t>
-      </w:r>
-      <w:r>
-        <w:t xml:space="preserve"> cholesterol increase (interventional). However, DPI captures that cholesterol levels are </w:t>
-      </w:r>
-      <w:r>
-        <w:rPr>
-          <w:i/>
-        </w:rPr>
-        <w:t>more informative</w:t>
-      </w:r>
-      <w:r>
-        <w:t xml:space="preserve"> about age-related cardiovascular risk than chronological age alone—a clinically meaningful observation that supports the use of lipid panels as screening biomarkers.</w:t>
+        <w:t>The feedback loop between exercise tolerance and myocardial ischemia is one of the best-documented pathophysiological cycles in cardiology: reduced exercise capacity (low MaxHR) leads to deconditioning, which worsens ischemic response (higher STDepression), which in turn further limits exercise tolerance. This is precisely the type of clinical feedback that guides treatment decisions—cardiac rehabilitation programs target this specific cycle. By quantifying this feedback at 73%, HIKONE provides clinicians with information that no DAG-based method can offer.</w:t>
       </w:r>
     </w:p>
     <w:p>
       <w:r>
-        <w:t xml:space="preserve">This dual interpretation has practical value. For </w:t>
-      </w:r>
-      <w:r>
-        <w:rPr>
-          <w:b/>
-        </w:rPr>
-        <w:t>treatment target selection</w:t>
-      </w:r>
-      <w:r>
-        <w:t xml:space="preserve">, the LiNGAM direction is appropriate—we should treat cholesterol to prevent downstream effects. For </w:t>
-      </w:r>
-      <w:r>
-        <w:rPr>
-          <w:b/>
-        </w:rPr>
-        <w:t>diagnostic screening</w:t>
-      </w:r>
-      <w:r>
-        <w:t>, the DPI direction is appropriate—cholesterol abnormalities flag patients at cardiovascular risk more effectively than age alone. ECD's structural comparison table (§6.1) thus serves as a clinical decision support tool: edges where the methods agree (67%) represent high-confidence causal pathways suitable for both diagnosis and intervention, while edges where they disagree require context-specific interpretation.</w:t>
-      </w:r>
-    </w:p>
-    <w:p>
-      <w:r>
-        <w:t>The three conditions for agreement (§6.3)—strong causal effect, low feedback rate, and high variance ratio—also provide a principled basis for assessing confidence. Clinicians can use these conditions to determine which causal claims are robust across methodological assumptions and which require additional evidence.</w:t>
+        <w:t>More broadly, feedback tolerance addresses a fundamental tension in causal inference for medicine. The mathematical rigor of DAG-based methods comes at the cost of clinical fidelity. HIKONE resolves this by preserving LiNGAM's identifiability guarantees for predominantly unidirectional edges (e.g., Age → RestBP: 0% feedback, Age → Cholesterol: 1% feedback) while honestly reporting the degree of bidirectionality where it exists. The purpose-dependent pruning thresholds (§8.3) operationalize this—a causal ordering task can safely ignore moderate feedback, but a pathophysiology model should retain it.</w:t>
       </w:r>
     </w:p>
     <w:p>
@@ -7444,77 +7586,63 @@
         <w:pStyle w:val="Heading2"/>
       </w:pPr>
       <w:r>
-        <w:t>10.4 Staged Deployment of ECD in Clinical Settings</w:t>
+        <w:t>10.4 Interpreting Disagreement Between Methods</w:t>
       </w:r>
     </w:p>
     <w:p>
       <w:r>
-        <w:t>The ECD framework is designed for incremental adoption, addressing a practical barrier to causal discovery in clinical practice: the variable availability of domain knowledge across clinical contexts.</w:t>
+        <w:t>The 33% disagreement rate between DPI (α = 0) and LiNGAM is not a limitation but a feature. As detailed in §6.2, the two methods capture fundamentally different types of causal relationship: LiNGAM identifies interventional causation (Level 2 on Pearl's causal ladder [1]), while HIKONE's spectral causality captures informational direction (Level 1.5).</w:t>
       </w:r>
     </w:p>
     <w:p>
-      <w:r/>
+      <w:r>
+        <w:t xml:space="preserve">The Cholesterol → Age direction estimated by DPI illustrates this distinction. LiNGAM correctly identifies that aging </w:t>
+      </w:r>
+      <w:r>
+        <w:rPr>
+          <w:i/>
+        </w:rPr>
+        <w:t>causes</w:t>
+      </w:r>
+      <w:r>
+        <w:t xml:space="preserve"> cholesterol increase (interventional). However, DPI captures that cholesterol levels are </w:t>
+      </w:r>
+      <w:r>
+        <w:rPr>
+          <w:i/>
+        </w:rPr>
+        <w:t>more informative</w:t>
+      </w:r>
+      <w:r>
+        <w:t xml:space="preserve"> about age-related cardiovascular risk than chronological age alone—a clinically meaningful observation that supports the use of lipid panels as screening biomarkers.</w:t>
+      </w:r>
+    </w:p>
+    <w:p>
+      <w:r>
+        <w:t xml:space="preserve">This dual interpretation has practical value. For </w:t>
+      </w:r>
       <w:r>
         <w:rPr>
           <w:b/>
         </w:rPr>
-        <w:t>Stage 0 (Data-driven exploration)</w:t>
-      </w:r>
-      <w:r>
-        <w:t>: With DPI alone (α = 0), ECD identifies 9 directed edges and achieves 67% agreement with LiNGAM without any prior knowledge. This stage is appropriate for hypothesis generation in understudied diseases or novel data modalities, where expert knowledge is unavailable or unreliable.</w:t>
-      </w:r>
-    </w:p>
-    <w:p>
-      <w:r/>
+        <w:t>treatment target selection</w:t>
+      </w:r>
+      <w:r>
+        <w:t xml:space="preserve">, the LiNGAM direction is appropriate—we should treat cholesterol to prevent downstream effects. For </w:t>
+      </w:r>
       <w:r>
         <w:rPr>
           <w:b/>
         </w:rPr>
-        <w:t>Stage 1 (Literature-guided)</w:t>
-      </w:r>
-      <w:r>
-        <w:t>: Incorporating weak domain knowledge (α = 0.1–0.3) from published literature or clinical guidelines improves structural accuracy. Our α-sweep analysis (§7) shows that even imperfect knowledge (p_flip &lt; 0.15) dramatically improves r_gradient from 0.581 to &gt;0.8, as long as directions are at least 85% correct.</w:t>
+        <w:t>diagnostic screening</w:t>
+      </w:r>
+      <w:r>
+        <w:t>, the DPI direction is appropriate—cholesterol abnormalities flag patients at cardiovascular risk more effectively than age alone. HIKONE's structural comparison table (§6.1) thus serves as a clinical decision support tool: edges where the methods agree (67%) represent high-confidence causal pathways suitable for both diagnosis and intervention, while edges where they disagree require context-specific interpretation.</w:t>
       </w:r>
     </w:p>
     <w:p>
-      <w:r/>
-      <w:r>
-        <w:rPr>
-          <w:b/>
-        </w:rPr>
-        <w:t>Stage 2 (LiNGAM-augmented)</w:t>
-      </w:r>
-      <w:r>
-        <w:t>: Using LiNGAM output as the knowledge source C_LiNGAM leverages identifiability guarantees for core edges while allowing spectral causality to detect feedback that LiNGAM cannot model. This "two-stage rocket" strategy (§3.2) combines the strengths of both methods.</w:t>
-      </w:r>
-    </w:p>
-    <w:p>
-      <w:r/>
-      <w:r>
-        <w:rPr>
-          <w:b/>
-        </w:rPr>
-        <w:t>Stage 3 (Expert-validated)</w:t>
-      </w:r>
-      <w:r>
-        <w:t>: Clinical expert review of the ECD output—particularly the feedback rates and interventionability scores—provides external validation and enables domain-specific threshold tuning.</w:t>
-      </w:r>
-    </w:p>
-    <w:p>
-      <w:r/>
-      <w:r>
-        <w:rPr>
-          <w:b/>
-        </w:rPr>
-        <w:t>Stage 4 (Full ECD ensemble)</w:t>
-      </w:r>
-      <w:r>
-        <w:t>: The complete pipeline with bootstrap pruning, Hill's criteria evaluation, and purpose-dependent thresholds. At this stage, ECD covers Hill's nine criteria [8] more broadly than any single method, with spectral causality contributing H6 (biological plausibility), H7 (coherence), and H9 (analogy).</w:t>
-      </w:r>
-    </w:p>
-    <w:p>
-      <w:r>
-        <w:t>This staged approach lowers the adoption barrier: clinical teams can begin with Stage 0 (no expert input required) and progressively refine their causal model as knowledge accumulates. The p_flip U-curve (§7.1) provides a quantitative warning system—if partial knowledge actually degrades structure (p_flip &gt; 0.15), the system recommends reverting to Stage 0 rather than using potentially misleading information.</w:t>
+      <w:r>
+        <w:t>The three conditions for agreement (§6.3)—strong causal effect, low feedback rate, and high variance ratio—also provide a principled basis for assessing confidence. Clinicians can use these conditions to determine which causal claims are robust across methodological assumptions and which require additional evidence.</w:t>
       </w:r>
     </w:p>
     <w:p>
@@ -7522,12 +7650,12 @@
         <w:pStyle w:val="Heading2"/>
       </w:pPr>
       <w:r>
-        <w:t>10.5 Limitations</w:t>
+        <w:t>10.5 Staged Deployment of HIKONE in Clinical Settings</w:t>
       </w:r>
     </w:p>
     <w:p>
       <w:r>
-        <w:t>Several limitations warrant discussion.</w:t>
+        <w:t>The HIKONE framework is designed for incremental adoption, addressing a practical barrier to causal discovery in clinical practice: the variable availability of domain knowledge across clinical contexts.</w:t>
       </w:r>
     </w:p>
     <w:p>
@@ -7536,10 +7664,10 @@
         <w:rPr>
           <w:b/>
         </w:rPr>
-        <w:t>Scale of validation</w:t>
-      </w:r>
-      <w:r>
-        <w:t>: Our empirical illustration uses the UCI Heart Disease dataset (5 variables, n = 297). While this dataset is well-characterized with known clinical relationships (enabling ground-truth comparison), the small scale limits generalizability. The computational complexity of Hodge decomposition (O(|E|²) for the edge Laplacian) and DPI (O(n · p²) for pairwise comparisons) should scale to larger clinical datasets, but empirical validation is needed.</w:t>
+        <w:t>Stage 0 (Data-driven exploration)</w:t>
+      </w:r>
+      <w:r>
+        <w:t>: With DPI alone (α = 0), HIKONE identifies 9 directed edges and achieves 67% agreement with LiNGAM without any prior knowledge. This stage is appropriate for hypothesis generation in understudied diseases or novel data modalities, where expert knowledge is unavailable or unreliable.</w:t>
       </w:r>
     </w:p>
     <w:p>
@@ -7548,10 +7676,10 @@
         <w:rPr>
           <w:b/>
         </w:rPr>
-        <w:t>Linearity assumption</w:t>
-      </w:r>
-      <w:r>
-        <w:t>: DPI's regression asymmetry component assumes linear relationships. Cardiovascular risk factors often exhibit nonlinear relationships (e.g., J-curve relationship between blood pressure and cardiovascular events). Kernel-based extensions for Â_reg and neural-network-based ANM for Â_ANM are straightforward to implement within the modular DPI architecture but have not been validated.</w:t>
+        <w:t>Stage 1 (Literature-guided)</w:t>
+      </w:r>
+      <w:r>
+        <w:t>: Incorporating weak domain knowledge (α = 0.1–0.3) from published literature or clinical guidelines improves structural accuracy. Our α-sweep analysis (§7) shows that even imperfect knowledge (p_flip &lt; 0.15) dramatically improves r_gradient from 0.581 to &gt;0.8, as long as directions are at least 85% correct.</w:t>
       </w:r>
     </w:p>
     <w:p>
@@ -7560,10 +7688,10 @@
         <w:rPr>
           <w:b/>
         </w:rPr>
-        <w:t>Identifiability theory</w:t>
-      </w:r>
-      <w:r>
-        <w:t>: Full identifiability for the spectral causality framework remains incomplete. While individual DPI components have established identifiability guarantees (ANM component under additive noise model assumptions [11]; regression asymmetry under non-equal-variance conditions), the composite DPI and its interaction with the spectral framework lack a unified identifiability theorem. The companion paper [7] provides a detailed identifiability roadmap.</w:t>
+        <w:t>Stage 2 (LiNGAM-augmented)</w:t>
+      </w:r>
+      <w:r>
+        <w:t>: Using LiNGAM output as the knowledge source C_LiNGAM leverages identifiability guarantees for core edges while allowing spectral causality to detect feedback that LiNGAM cannot model. This "two-stage rocket" strategy (§3.2) combines the strengths of both methods.</w:t>
       </w:r>
     </w:p>
     <w:p>
@@ -7572,10 +7700,10 @@
         <w:rPr>
           <w:b/>
         </w:rPr>
-        <w:t>Clinical ground truth</w:t>
-      </w:r>
-      <w:r>
-        <w:t>: The UCI dataset lacks experimentally verified causal relationships (no RCT data). Our validation relies on clinical domain knowledge and consistency with LiNGAM, which is itself a model-based estimate. Definitive validation requires datasets where interventional experiments have established ground-truth causal structure—surgical or pharmacological intervention studies with pre/post measurements.</w:t>
+        <w:t>Stage 3 (Expert-validated)</w:t>
+      </w:r>
+      <w:r>
+        <w:t>: Clinical expert review of the HIKONE output—particularly the feedback rates and interventionability scores—provides external validation and enables domain-specific threshold tuning.</w:t>
       </w:r>
     </w:p>
     <w:p>
@@ -7584,10 +7712,15 @@
         <w:rPr>
           <w:b/>
         </w:rPr>
-        <w:t>Interventionability as external input</w:t>
-      </w:r>
-      <w:r>
-        <w:t>: The interventionability score ι is currently assigned based on clinical knowledge rather than estimated from data. Automating ι estimation—for example, from clinical trial databases or pharmaceutical intervention records—would strengthen the φ → ι correspondence from an empirical observation to a testable prediction.</w:t>
+        <w:t>Stage 4 (Full HIKONE ensemble)</w:t>
+      </w:r>
+      <w:r>
+        <w:t>: The complete pipeline with bootstrap pruning, Hill's criteria evaluation, and purpose-dependent thresholds. At this stage, HIKONE covers Hill's nine criteria [8] more broadly than any single method, with spectral causality contributing H6 (biological plausibility), H7 (coherence), and H9 (analogy).</w:t>
+      </w:r>
+    </w:p>
+    <w:p>
+      <w:r>
+        <w:t>This staged approach lowers the adoption barrier: clinical teams can begin with Stage 0 (no expert input required) and progressively refine their causal model as knowledge accumulates. The p_flip U-curve (§7.1) provides a quantitative warning system—if partial knowledge actually degrades structure (p_flip &gt; 0.15), the system recommends reverting to Stage 0 rather than using potentially misleading information.</w:t>
       </w:r>
     </w:p>
     <w:p>
@@ -7595,7 +7728,80 @@
         <w:pStyle w:val="Heading2"/>
       </w:pPr>
       <w:r>
-        <w:t>10.6 Future Directions</w:t>
+        <w:t>10.6 Limitations</w:t>
+      </w:r>
+    </w:p>
+    <w:p>
+      <w:r>
+        <w:t>Several limitations warrant discussion.</w:t>
+      </w:r>
+    </w:p>
+    <w:p>
+      <w:r/>
+      <w:r>
+        <w:rPr>
+          <w:b/>
+        </w:rPr>
+        <w:t>Scale of validation</w:t>
+      </w:r>
+      <w:r>
+        <w:t>: Our empirical illustration uses the UCI Heart Disease dataset (5 variables, n = 297). While this dataset is well-characterized with known clinical relationships (enabling ground-truth comparison), the small scale limits generalizability. The computational complexity of Hodge decomposition (O(|E|²) for the edge Laplacian) and DPI (O(n · p²) for pairwise comparisons) should scale to larger clinical datasets, but empirical validation is needed.</w:t>
+      </w:r>
+    </w:p>
+    <w:p>
+      <w:r/>
+      <w:r>
+        <w:rPr>
+          <w:b/>
+        </w:rPr>
+        <w:t>Linearity assumption</w:t>
+      </w:r>
+      <w:r>
+        <w:t>: DPI's regression asymmetry component assumes linear relationships. Cardiovascular risk factors often exhibit nonlinear relationships (e.g., J-curve relationship between blood pressure and cardiovascular events). Kernel-based extensions for Â_reg and neural-network-based ANM for Â_ANM are straightforward to implement within the modular DPI architecture but have not been validated.</w:t>
+      </w:r>
+    </w:p>
+    <w:p>
+      <w:r/>
+      <w:r>
+        <w:rPr>
+          <w:b/>
+        </w:rPr>
+        <w:t>Identifiability theory</w:t>
+      </w:r>
+      <w:r>
+        <w:t>: Full identifiability for the spectral causality framework remains incomplete. While individual DPI components have established identifiability guarantees (ANM component under additive noise model assumptions [11]; regression asymmetry under non-equal-variance conditions), the composite DPI and its interaction with the spectral framework lack a unified identifiability theorem. The companion paper [7] provides a detailed identifiability roadmap.</w:t>
+      </w:r>
+    </w:p>
+    <w:p>
+      <w:r/>
+      <w:r>
+        <w:rPr>
+          <w:b/>
+        </w:rPr>
+        <w:t>Clinical ground truth</w:t>
+      </w:r>
+      <w:r>
+        <w:t>: The UCI dataset lacks experimentally verified causal relationships (no RCT data). Our validation relies on clinical domain knowledge and consistency with LiNGAM, which is itself a model-based estimate. Definitive validation requires datasets where interventional experiments have established ground-truth causal structure—surgical or pharmacological intervention studies with pre/post measurements.</w:t>
+      </w:r>
+    </w:p>
+    <w:p>
+      <w:r/>
+      <w:r>
+        <w:rPr>
+          <w:b/>
+        </w:rPr>
+        <w:t>Interventionability as external input</w:t>
+      </w:r>
+      <w:r>
+        <w:t>: The interventionability score ι is currently assigned based on clinical knowledge rather than estimated from data. Automating ι estimation—for example, from clinical trial databases or pharmaceutical intervention records—would strengthen the φ → ι correspondence from an empirical observation to a testable prediction.</w:t>
+      </w:r>
+    </w:p>
+    <w:p>
+      <w:pPr>
+        <w:pStyle w:val="Heading2"/>
+      </w:pPr>
+      <w:r>
+        <w:t>10.7 Future Directions</w:t>
       </w:r>
     </w:p>
     <w:p>
@@ -7609,7 +7815,7 @@
         <w:t>Large-scale clinical validation</w:t>
       </w:r>
       <w:r>
-        <w:t>: Application to MIMIC-IV (&gt;60,000 ICU stays, &gt;100 clinical variables) [14] and Japanese health checkup cohorts (n &gt; 10⁵) [6] would test scalability and clinical generalizability. These datasets offer both larger sample sizes and richer variable sets, enabling evaluation of ECD in high-dimensional clinical settings.</w:t>
+        <w:t>: Application to MIMIC-IV (&gt;60,000 ICU stays, &gt;100 clinical variables) [15] and Japanese health checkup cohorts (n &gt; 10⁵) [6] would test scalability and clinical generalizability. These datasets offer both larger sample sizes and richer variable sets, enabling evaluation of HIKONE in high-dimensional clinical settings.</w:t>
       </w:r>
     </w:p>
     <w:p>
@@ -7634,10 +7840,10 @@
         <w:rPr>
           <w:b/>
         </w:rPr>
-        <w:t>Temporal ECD</w:t>
-      </w:r>
-      <w:r>
-        <w:t>: Integration with Granger causality [13] and transfer entropy for longitudinal clinical data (e.g., electronic health records with repeated measurements) would enable causal discovery that accounts for time-lagged effects and dynamic feedback.</w:t>
+        <w:t>Temporal HIKONE</w:t>
+      </w:r>
+      <w:r>
+        <w:t>: Integration with Granger causality and transfer entropy for longitudinal clinical data (e.g., electronic health records with repeated measurements) would enable causal discovery that accounts for time-lagged effects and dynamic feedback.</w:t>
       </w:r>
     </w:p>
     <w:p>
@@ -7679,7 +7885,7 @@
         <w:t>Clinical decision support integration</w:t>
       </w:r>
       <w:r>
-        <w:t>: A web-based interface for the ECD pipeline—with interactive visualization of feedback rates, interventionability scores, and confidence intervals—would facilitate clinical adoption and enable real-time causal analysis for precision medicine applications.</w:t>
+        <w:t>: A web-based interface for the HIKONE pipeline—with interactive visualization of feedback rates, interventionability scores, and confidence intervals—would facilitate clinical adoption and enable real-time causal analysis for precision medicine applications.</w:t>
       </w:r>
     </w:p>
     <w:p>
@@ -7778,42 +7984,47 @@
     </w:p>
     <w:p>
       <w:r>
-        <w:t>13. Schreiber, T. (2000). Measuring information transfer. Physical Review Letters, 85(2), 461–464.</w:t>
+        <w:t>13. Granger, C.W.J. (1969). Investigating causal relations by econometric models and cross-spectral methods. Econometrica, 37(3), 424–438.</w:t>
       </w:r>
     </w:p>
     <w:p>
       <w:r>
-        <w:t>14. Detrano, R. et al. (1989). International application of a new probability algorithm for the diagnosis of coronary artery disease. American Journal of Cardiology, 64(5), 304–310.</w:t>
+        <w:t>14. Schreiber, T. (2000). Measuring information transfer. Physical Review Letters, 85(2), 461–464.</w:t>
       </w:r>
     </w:p>
     <w:p>
       <w:r>
-        <w:t>15. Zheng, X., Aragam, B., Ravikumar, P. &amp; Xing, E.P. (2018). DAGs with NO TEARS: Continuous optimization for structure learning. In NeurIPS 2018.</w:t>
+        <w:t>15. Detrano, R. et al. (1989). International application of a new probability algorithm for the diagnosis of coronary artery disease. American Journal of Cardiology, 64(5), 304–310.</w:t>
       </w:r>
     </w:p>
     <w:p>
       <w:r>
-        <w:t>16. Ng, I., Ghassami, A. &amp; Zhang, K. (2020). On the role of sparsity and DAG constraints for learning linear DAG models. In NeurIPS 2020.</w:t>
+        <w:t>16. Zheng, X., Aragam, B., Ravikumar, P. &amp; Xing, E.P. (2018). DAGs with NO TEARS: Continuous optimization for structure learning. In NeurIPS 2018.</w:t>
       </w:r>
     </w:p>
     <w:p>
       <w:r>
-        <w:t>17. M'Charrak, I., Luengo-Sanchez, S. &amp; Ruiz, C. (2025). Causal structure learning in directed, possibly cyclic, graphical models. Journal of Causal Inference, 13(1), 20240078.</w:t>
+        <w:t>17. Ng, I., Ghassami, A. &amp; Zhang, K. (2020). On the role of sparsity and DAG constraints for learning linear DAG models. In NeurIPS 2020.</w:t>
       </w:r>
     </w:p>
     <w:p>
       <w:r>
-        <w:t>18. Maehara, K. &amp; Ohkawa, Y. (2025). Geometry-preserving vector field reconstruction of high-dimensional cell-state dynamics using ddHodge. Nature Communications, 16, 11342.</w:t>
+        <w:t>18. M'Charrak, I., Luengo-Sanchez, S. &amp; Ruiz, C. (2025). Causal structure learning in directed, possibly cyclic, graphical models. Journal of Causal Inference, 13(1), 20240078.</w:t>
       </w:r>
     </w:p>
     <w:p>
       <w:r>
-        <w:t>19. Le, T.D., Xia, F. &amp; Chen, J. (2024). MAC: Multi-agent causal discovery with large language models. arXiv:2402.09812.</w:t>
+        <w:t>19. Maehara, K. &amp; Ohkawa, Y. (2025). Geometry-preserving vector field reconstruction of high-dimensional cell-state dynamics using ddHodge. Nature Communications, 16, 11342.</w:t>
       </w:r>
     </w:p>
     <w:p>
       <w:r>
-        <w:t>20. Liu, Y. et al. (2024). Causal discovery from observational medical data: A scoping review. BMC Medical Research Methodology, 24(1), 89.</w:t>
+        <w:t>20. Le, T.D., Xia, F. &amp; Chen, J. (2024). MAC: Multi-agent causal discovery with large language models. arXiv:2402.09812.</w:t>
+      </w:r>
+    </w:p>
+    <w:p>
+      <w:r>
+        <w:t>21. Liu, Y. et al. (2024). Causal discovery from observational medical data: A scoping review. BMC Medical Research Methodology, 24(1), 89.</w:t>
       </w:r>
     </w:p>
     <w:sectPr>
